--- a/examples/demos/demo_national_scholarship.docx
+++ b/examples/demos/demo_national_scholarship.docx
@@ -2,122 +2,368 @@
 <file path=word/document.xml><?xml version="1.0" encoding="utf-8"?>
 <w:document xmlns:wpc="http://schemas.microsoft.com/office/word/2010/wordprocessingCanvas" xmlns:mo="http://schemas.microsoft.com/office/mac/office/2008/main" xmlns:mc="http://schemas.openxmlformats.org/markup-compatibility/2006" xmlns:mv="urn:schemas-microsoft-com:mac:vml" xmlns:o="urn:schemas-microsoft-com:office:office" xmlns:r="http://schemas.openxmlformats.org/officeDocument/2006/relationships" xmlns:m="http://schemas.openxmlformats.org/officeDocument/2006/math" xmlns:v="urn:schemas-microsoft-com:vml" xmlns:wp14="http://schemas.microsoft.com/office/word/2010/wordprocessingDrawing" xmlns:wp="http://schemas.openxmlformats.org/drawingml/2006/wordprocessingDrawing" xmlns:w10="urn:schemas-microsoft-com:office:word" xmlns:w="http://schemas.openxmlformats.org/wordprocessingml/2006/main" xmlns:w14="http://schemas.microsoft.com/office/word/2010/wordml" xmlns:wpg="http://schemas.microsoft.com/office/word/2010/wordprocessingGroup" xmlns:wpi="http://schemas.microsoft.com/office/word/2010/wordprocessingInk" xmlns:wne="http://schemas.microsoft.com/office/word/2006/wordml" xmlns:wps="http://schemas.microsoft.com/office/word/2010/wordprocessingShape" mc:Ignorable="w14 wp14">
   <w:body>
+    <w:p/>
+    <w:p/>
+    <w:p/>
     <w:p>
       <w:pPr>
-        <w:spacing w:line="360" w:lineRule="auto" w:before="240" w:after="240"/>
+        <w:spacing w:after="200"/>
         <w:jc w:val="center"/>
       </w:pPr>
       <w:r>
         <w:rPr>
           <w:rFonts w:ascii="黑体" w:hAnsi="黑体" w:eastAsia="黑体"/>
           <w:b/>
+          <w:color w:val="111827"/>
           <w:sz w:val="44"/>
+        </w:rPr>
+        <w:t>2025—2026 学年度</w:t>
+      </w:r>
+    </w:p>
+    <w:p>
+      <w:pPr>
+        <w:spacing w:after="680"/>
+        <w:jc w:val="center"/>
+      </w:pPr>
+      <w:r>
+        <w:rPr>
+          <w:rFonts w:ascii="黑体" w:hAnsi="黑体" w:eastAsia="黑体"/>
+          <w:b/>
+          <w:color w:val="111827"/>
+          <w:sz w:val="52"/>
         </w:rPr>
         <w:t>国家奖学金申请书</w:t>
       </w:r>
     </w:p>
     <w:p>
       <w:pPr>
-        <w:spacing w:line="360" w:lineRule="auto" w:before="0" w:after="0"/>
-        <w:jc w:val="left"/>
+        <w:spacing w:after="160"/>
+        <w:jc w:val="center"/>
+      </w:pPr>
+      <w:r>
+        <w:rPr>
+          <w:rFonts w:ascii="黑体" w:hAnsi="黑体" w:eastAsia="黑体"/>
+          <w:b/>
+          <w:color w:val="111827"/>
+          <w:sz w:val="32"/>
+        </w:rPr>
+        <w:t>国家奖学金申请理由</w:t>
+      </w:r>
+    </w:p>
+    <w:p>
+      <w:pPr>
+        <w:spacing w:after="1120"/>
+        <w:jc w:val="center"/>
       </w:pPr>
       <w:r>
         <w:rPr>
           <w:rFonts w:ascii="宋体" w:hAnsi="宋体" w:eastAsia="宋体"/>
           <w:b w:val="0"/>
+          <w:color w:val="6B7280"/>
           <w:sz w:val="24"/>
         </w:rPr>
-        <w:t>尊敬的学院领导、评审委员会：</w:t>
+        <w:t>申请人：李　明　｜　智能科学与技术学院　｜　计算机科学与技术 2023 级</w:t>
+      </w:r>
+    </w:p>
+    <w:tbl>
+      <w:tblPr>
+        <w:tblW w:type="auto" w:w="0"/>
+        <w:jc w:val="center"/>
+        <w:tblLayout w:type="fixed"/>
+        <w:tblLook w:firstColumn="1" w:firstRow="1" w:lastColumn="0" w:lastRow="0" w:noHBand="0" w:noVBand="1" w:val="04A0"/>
+        <w:tblLayout w:type="fixed"/>
+      </w:tblPr>
+      <w:tblGrid>
+        <w:gridCol w:w="2608"/>
+        <w:gridCol w:w="6123"/>
+      </w:tblGrid>
+      <w:tr>
+        <w:tc>
+          <w:tcPr>
+            <w:tcW w:type="dxa" w:w="2608"/>
+          </w:tcPr>
+          <w:p>
+            <w:pPr>
+              <w:spacing w:before="0" w:after="0"/>
+              <w:jc w:val="right"/>
+            </w:pPr>
+            <w:r>
+              <w:rPr>
+                <w:rFonts w:ascii="宋体" w:hAnsi="宋体" w:eastAsia="宋体"/>
+                <w:b w:val="0"/>
+                <w:color w:val="111827"/>
+                <w:sz w:val="24"/>
+              </w:rPr>
+              <w:t>姓　　名：</w:t>
+            </w:r>
+          </w:p>
+        </w:tc>
+        <w:tc>
+          <w:tcPr>
+            <w:tcW w:type="dxa" w:w="6123"/>
+          </w:tcPr>
+          <w:p>
+            <w:pPr>
+              <w:spacing w:before="0" w:after="0"/>
+              <w:jc w:val="left"/>
+            </w:pPr>
+            <w:r>
+              <w:rPr>
+                <w:rFonts w:ascii="宋体" w:hAnsi="宋体" w:eastAsia="宋体"/>
+                <w:b w:val="0"/>
+                <w:color w:val="111827"/>
+                <w:sz w:val="24"/>
+              </w:rPr>
+              <w:t>李　明</w:t>
+            </w:r>
+          </w:p>
+        </w:tc>
+      </w:tr>
+      <w:tr>
+        <w:tc>
+          <w:tcPr>
+            <w:tcW w:type="dxa" w:w="2608"/>
+          </w:tcPr>
+          <w:p>
+            <w:pPr>
+              <w:spacing w:before="0" w:after="0"/>
+              <w:jc w:val="right"/>
+            </w:pPr>
+            <w:r>
+              <w:rPr>
+                <w:rFonts w:ascii="宋体" w:hAnsi="宋体" w:eastAsia="宋体"/>
+                <w:b w:val="0"/>
+                <w:color w:val="111827"/>
+                <w:sz w:val="24"/>
+              </w:rPr>
+              <w:t>学　　号：</w:t>
+            </w:r>
+          </w:p>
+        </w:tc>
+        <w:tc>
+          <w:tcPr>
+            <w:tcW w:type="dxa" w:w="6123"/>
+          </w:tcPr>
+          <w:p>
+            <w:pPr>
+              <w:spacing w:before="0" w:after="0"/>
+              <w:jc w:val="left"/>
+            </w:pPr>
+            <w:r>
+              <w:rPr>
+                <w:rFonts w:ascii="宋体" w:hAnsi="宋体" w:eastAsia="宋体"/>
+                <w:b w:val="0"/>
+                <w:color w:val="111827"/>
+                <w:sz w:val="24"/>
+              </w:rPr>
+              <w:t>2023xxxxxx</w:t>
+            </w:r>
+          </w:p>
+        </w:tc>
+      </w:tr>
+      <w:tr>
+        <w:tc>
+          <w:tcPr>
+            <w:tcW w:type="dxa" w:w="2608"/>
+          </w:tcPr>
+          <w:p>
+            <w:pPr>
+              <w:spacing w:before="0" w:after="0"/>
+              <w:jc w:val="right"/>
+            </w:pPr>
+            <w:r>
+              <w:rPr>
+                <w:rFonts w:ascii="宋体" w:hAnsi="宋体" w:eastAsia="宋体"/>
+                <w:b w:val="0"/>
+                <w:color w:val="111827"/>
+                <w:sz w:val="24"/>
+              </w:rPr>
+              <w:t>学　　院：</w:t>
+            </w:r>
+          </w:p>
+        </w:tc>
+        <w:tc>
+          <w:tcPr>
+            <w:tcW w:type="dxa" w:w="6123"/>
+          </w:tcPr>
+          <w:p>
+            <w:pPr>
+              <w:spacing w:before="0" w:after="0"/>
+              <w:jc w:val="left"/>
+            </w:pPr>
+            <w:r>
+              <w:rPr>
+                <w:rFonts w:ascii="宋体" w:hAnsi="宋体" w:eastAsia="宋体"/>
+                <w:b w:val="0"/>
+                <w:color w:val="111827"/>
+                <w:sz w:val="24"/>
+              </w:rPr>
+              <w:t>智能科学与技术学院</w:t>
+            </w:r>
+          </w:p>
+        </w:tc>
+      </w:tr>
+      <w:tr>
+        <w:tc>
+          <w:tcPr>
+            <w:tcW w:type="dxa" w:w="2608"/>
+          </w:tcPr>
+          <w:p>
+            <w:pPr>
+              <w:spacing w:before="0" w:after="0"/>
+              <w:jc w:val="right"/>
+            </w:pPr>
+            <w:r>
+              <w:rPr>
+                <w:rFonts w:ascii="宋体" w:hAnsi="宋体" w:eastAsia="宋体"/>
+                <w:b w:val="0"/>
+                <w:color w:val="111827"/>
+                <w:sz w:val="24"/>
+              </w:rPr>
+              <w:t>专　　业：</w:t>
+            </w:r>
+          </w:p>
+        </w:tc>
+        <w:tc>
+          <w:tcPr>
+            <w:tcW w:type="dxa" w:w="6123"/>
+          </w:tcPr>
+          <w:p>
+            <w:pPr>
+              <w:spacing w:before="0" w:after="0"/>
+              <w:jc w:val="left"/>
+            </w:pPr>
+            <w:r>
+              <w:rPr>
+                <w:rFonts w:ascii="宋体" w:hAnsi="宋体" w:eastAsia="宋体"/>
+                <w:b w:val="0"/>
+                <w:color w:val="111827"/>
+                <w:sz w:val="24"/>
+              </w:rPr>
+              <w:t>计算机科学与技术</w:t>
+            </w:r>
+          </w:p>
+        </w:tc>
+      </w:tr>
+      <w:tr>
+        <w:tc>
+          <w:tcPr>
+            <w:tcW w:type="dxa" w:w="2608"/>
+          </w:tcPr>
+          <w:p>
+            <w:pPr>
+              <w:spacing w:before="0" w:after="0"/>
+              <w:jc w:val="right"/>
+            </w:pPr>
+            <w:r>
+              <w:rPr>
+                <w:rFonts w:ascii="宋体" w:hAnsi="宋体" w:eastAsia="宋体"/>
+                <w:b w:val="0"/>
+                <w:color w:val="111827"/>
+                <w:sz w:val="24"/>
+              </w:rPr>
+              <w:t>年级排名：</w:t>
+            </w:r>
+          </w:p>
+        </w:tc>
+        <w:tc>
+          <w:tcPr>
+            <w:tcW w:type="dxa" w:w="6123"/>
+          </w:tcPr>
+          <w:p>
+            <w:pPr>
+              <w:spacing w:before="0" w:after="0"/>
+              <w:jc w:val="left"/>
+            </w:pPr>
+            <w:r>
+              <w:rPr>
+                <w:rFonts w:ascii="宋体" w:hAnsi="宋体" w:eastAsia="宋体"/>
+                <w:b w:val="0"/>
+                <w:color w:val="111827"/>
+                <w:sz w:val="24"/>
+              </w:rPr>
+              <w:t>2 / 126（前 1.6%）</w:t>
+            </w:r>
+          </w:p>
+        </w:tc>
+      </w:tr>
+      <w:tr>
+        <w:tc>
+          <w:tcPr>
+            <w:tcW w:type="dxa" w:w="2608"/>
+          </w:tcPr>
+          <w:p>
+            <w:pPr>
+              <w:spacing w:before="0" w:after="0"/>
+              <w:jc w:val="right"/>
+            </w:pPr>
+            <w:r>
+              <w:rPr>
+                <w:rFonts w:ascii="宋体" w:hAnsi="宋体" w:eastAsia="宋体"/>
+                <w:b w:val="0"/>
+                <w:color w:val="111827"/>
+                <w:sz w:val="24"/>
+              </w:rPr>
+              <w:t>综合测评：</w:t>
+            </w:r>
+          </w:p>
+        </w:tc>
+        <w:tc>
+          <w:tcPr>
+            <w:tcW w:type="dxa" w:w="6123"/>
+          </w:tcPr>
+          <w:p>
+            <w:pPr>
+              <w:spacing w:before="0" w:after="0"/>
+              <w:jc w:val="left"/>
+            </w:pPr>
+            <w:r>
+              <w:rPr>
+                <w:rFonts w:ascii="宋体" w:hAnsi="宋体" w:eastAsia="宋体"/>
+                <w:b w:val="0"/>
+                <w:color w:val="111827"/>
+                <w:sz w:val="24"/>
+              </w:rPr>
+              <w:t>96.4 分（专业第 1）</w:t>
+            </w:r>
+          </w:p>
+        </w:tc>
+      </w:tr>
+    </w:tbl>
+    <w:p>
+      <w:r>
+        <w:br w:type="page"/>
       </w:r>
     </w:p>
     <w:p>
       <w:pPr>
-        <w:spacing w:line="360" w:lineRule="auto" w:before="0" w:after="0"/>
+        <w:keepNext/>
+        <w:keepLines/>
+        <w:spacing w:before="360" w:after="160" w:line="360" w:lineRule="auto"/>
+      </w:pPr>
+      <w:r>
+        <w:rPr>
+          <w:rFonts w:ascii="黑体" w:hAnsi="黑体" w:eastAsia="黑体"/>
+          <w:b/>
+          <w:color w:val="111827"/>
+          <w:sz w:val="30"/>
+        </w:rPr>
+        <w:t>一、学业成绩</w:t>
+      </w:r>
+    </w:p>
+    <w:p>
+      <w:pPr>
+        <w:spacing w:before="0" w:after="120" w:lineRule="auto" w:line="360"/>
         <w:ind w:firstLine="480"/>
-        <w:jc w:val="left"/>
       </w:pPr>
       <w:r>
         <w:rPr>
           <w:rFonts w:ascii="宋体" w:hAnsi="宋体" w:eastAsia="宋体"/>
           <w:b w:val="0"/>
+          <w:color w:val="111827"/>
           <w:sz w:val="24"/>
         </w:rPr>
-        <w:t>我是计算机科学与技术学院计算机科学与技术2022 级 大三学生张明，特申请2024-2025 学年国家奖学金。GPA 3.92/4.0；专业排名第 1/87；获全国大学生数学建模竞赛（国家二等奖）；担任学院学生会主席（2024.09-2025.06）。现将本人情况汇报如下：</w:t>
-      </w:r>
-    </w:p>
-    <w:p>
-      <w:pPr>
-        <w:spacing w:line="360" w:lineRule="auto" w:before="120" w:after="60"/>
-        <w:ind w:firstLine="480"/>
-        <w:jc w:val="left"/>
-      </w:pPr>
-      <w:r>
-        <w:rPr>
-          <w:rFonts w:ascii="黑体" w:hAnsi="黑体" w:eastAsia="黑体"/>
-          <w:b/>
-          <w:sz w:val="24"/>
-        </w:rPr>
-        <w:t>一、思想方面</w:t>
-      </w:r>
-    </w:p>
-    <w:p>
-      <w:pPr>
-        <w:spacing w:line="360" w:lineRule="auto" w:before="0" w:after="0"/>
-        <w:ind w:firstLine="480"/>
-        <w:jc w:val="left"/>
-      </w:pPr>
-      <w:r>
-        <w:rPr>
-          <w:rFonts w:ascii="宋体" w:hAnsi="宋体" w:eastAsia="宋体"/>
-          <w:b w:val="0"/>
-          <w:sz w:val="24"/>
-        </w:rPr>
-        <w:t>作为一名中共党员，我始终坚持学习党的理论，认真学习习近平新时代中国特色社会主义思想与党的二十大和二十届三中全会精神。2023.09 提交入党申请书，2024.03 列为入党积极分子，2025.06 转为中共预备党员。参加学院分党校第 8 期培训班（2024.09-2024.12）结业；2024.10 参与主题党日活动'红色教育基地走访'，撰写调研报告 1 份（约 3000 字）；提交思想汇报 4 篇在日常生活中，我注重理论学习与实践结合，关注时政热点，提升思想觉悟。</w:t>
-      </w:r>
-    </w:p>
-    <w:p>
-      <w:pPr>
-        <w:spacing w:line="360" w:lineRule="auto" w:before="120" w:after="60"/>
-        <w:ind w:firstLine="480"/>
-        <w:jc w:val="left"/>
-      </w:pPr>
-      <w:r>
-        <w:rPr>
-          <w:rFonts w:ascii="黑体" w:hAnsi="黑体" w:eastAsia="黑体"/>
-          <w:b/>
-          <w:sz w:val="24"/>
-        </w:rPr>
-        <w:t>二、学习方面</w:t>
-      </w:r>
-    </w:p>
-    <w:p>
-      <w:pPr>
-        <w:spacing w:line="360" w:lineRule="auto" w:before="0" w:after="0"/>
-        <w:ind w:firstLine="480"/>
-        <w:jc w:val="left"/>
-      </w:pPr>
-      <w:r>
-        <w:rPr>
-          <w:rFonts w:ascii="宋体" w:hAnsi="宋体" w:eastAsia="宋体"/>
-          <w:b w:val="0"/>
-          <w:sz w:val="24"/>
-        </w:rPr>
-        <w:t>本学年 GPA 3.92/4.0，加权平均分 92.5，专业排名第 1/87（前 1.1%）。修读 12 门课程，9 门 90 分以上。</w:t>
-      </w:r>
-    </w:p>
-    <w:p>
-      <w:pPr>
-        <w:spacing w:line="360" w:lineRule="auto" w:before="60" w:after="60"/>
-        <w:ind w:firstLine="480"/>
-        <w:jc w:val="left"/>
-      </w:pPr>
-      <w:r>
-        <w:rPr>
-          <w:rFonts w:ascii="宋体" w:hAnsi="宋体" w:eastAsia="宋体"/>
-          <w:b w:val="0"/>
-          <w:sz w:val="24"/>
-        </w:rPr>
-        <w:t>主干课程成绩：</w:t>
+        <w:t>入学以来累计修读 48 门课程，加权平均分 91.7 分，专业排名 2/126。其中专业核心课程全部在 90 分以上，《数据结构》《计算机组成原理》《机器学习》三门课程取得满绩。</w:t>
       </w:r>
     </w:p>
     <w:tbl>
@@ -125,29 +371,535 @@
         <w:tblStyle w:val="TableGrid"/>
         <w:tblW w:type="auto" w:w="0"/>
         <w:jc w:val="center"/>
+        <w:tblLayout w:type="fixed"/>
         <w:tblLook w:firstColumn="1" w:firstRow="1" w:lastColumn="0" w:lastRow="0" w:noHBand="0" w:noVBand="1" w:val="04A0"/>
+        <w:tblLayout w:type="fixed"/>
+        <w:tblCellMar>
+          <w:top w:w="50" w:type="dxa"/>
+          <w:bottom w:w="50" w:type="dxa"/>
+          <w:left w:w="100" w:type="dxa"/>
+          <w:right w:w="100" w:type="dxa"/>
+        </w:tblCellMar>
       </w:tblPr>
       <w:tblGrid>
-        <w:gridCol w:w="3024"/>
-        <w:gridCol w:w="3024"/>
-        <w:gridCol w:w="3024"/>
+        <w:gridCol w:w="1879"/>
+        <w:gridCol w:w="1879"/>
+        <w:gridCol w:w="1879"/>
+        <w:gridCol w:w="3094"/>
       </w:tblGrid>
       <w:tr>
+        <w:trPr>
+          <w:tblHeader/>
+          <w:cantSplit/>
+        </w:trPr>
         <w:tc>
           <w:tcPr>
-            <w:tcW w:type="dxa" w:w="4535"/>
-            <w:vAlign w:val="center"/>
+            <w:tcW w:type="dxa" w:w="1879"/>
           </w:tcPr>
           <w:p>
             <w:pPr>
-              <w:spacing w:line="300" w:lineRule="auto"/>
+              <w:spacing w:before="0" w:after="0"/>
+              <w:jc w:val="center"/>
+            </w:pPr>
+            <w:r/>
+            <w:r>
+              <w:rPr>
+                <w:rFonts w:ascii="黑体" w:hAnsi="黑体" w:eastAsia="黑体"/>
+                <w:b/>
+                <w:color w:val="111827"/>
+                <w:sz w:val="21"/>
+              </w:rPr>
+              <w:t>学年</w:t>
+            </w:r>
+          </w:p>
+        </w:tc>
+        <w:tc>
+          <w:tcPr>
+            <w:tcW w:type="dxa" w:w="1879"/>
+          </w:tcPr>
+          <w:p>
+            <w:pPr>
+              <w:spacing w:before="0" w:after="0"/>
+              <w:jc w:val="center"/>
+            </w:pPr>
+            <w:r/>
+            <w:r>
+              <w:rPr>
+                <w:rFonts w:ascii="黑体" w:hAnsi="黑体" w:eastAsia="黑体"/>
+                <w:b/>
+                <w:color w:val="111827"/>
+                <w:sz w:val="21"/>
+              </w:rPr>
+              <w:t>加权均分</w:t>
+            </w:r>
+          </w:p>
+        </w:tc>
+        <w:tc>
+          <w:tcPr>
+            <w:tcW w:type="dxa" w:w="1879"/>
+          </w:tcPr>
+          <w:p>
+            <w:pPr>
+              <w:spacing w:before="0" w:after="0"/>
+              <w:jc w:val="center"/>
+            </w:pPr>
+            <w:r/>
+            <w:r>
+              <w:rPr>
+                <w:rFonts w:ascii="黑体" w:hAnsi="黑体" w:eastAsia="黑体"/>
+                <w:b/>
+                <w:color w:val="111827"/>
+                <w:sz w:val="21"/>
+              </w:rPr>
+              <w:t>专业排名</w:t>
+            </w:r>
+          </w:p>
+        </w:tc>
+        <w:tc>
+          <w:tcPr>
+            <w:tcW w:type="dxa" w:w="3094"/>
+          </w:tcPr>
+          <w:p>
+            <w:pPr>
+              <w:spacing w:before="0" w:after="0"/>
+              <w:jc w:val="center"/>
+            </w:pPr>
+            <w:r/>
+            <w:r>
+              <w:rPr>
+                <w:rFonts w:ascii="黑体" w:hAnsi="黑体" w:eastAsia="黑体"/>
+                <w:b/>
+                <w:color w:val="111827"/>
+                <w:sz w:val="21"/>
+              </w:rPr>
+              <w:t>获奖情况</w:t>
+            </w:r>
+          </w:p>
+        </w:tc>
+      </w:tr>
+      <w:tr>
+        <w:trPr>
+          <w:cantSplit/>
+        </w:trPr>
+        <w:tc>
+          <w:tcPr>
+            <w:tcW w:type="dxa" w:w="1879"/>
+          </w:tcPr>
+          <w:p>
+            <w:pPr>
+              <w:spacing w:before="0" w:after="0" w:line="276" w:lineRule="auto"/>
+            </w:pPr>
+            <w:r/>
+            <w:r>
+              <w:rPr>
+                <w:rFonts w:ascii="宋体" w:hAnsi="宋体" w:eastAsia="宋体"/>
+                <w:b w:val="0"/>
+                <w:color w:val="111827"/>
+                <w:sz w:val="21"/>
+              </w:rPr>
+              <w:t>2023—2024</w:t>
+            </w:r>
+          </w:p>
+        </w:tc>
+        <w:tc>
+          <w:tcPr>
+            <w:tcW w:type="dxa" w:w="1879"/>
+          </w:tcPr>
+          <w:p>
+            <w:pPr>
+              <w:spacing w:before="0" w:after="0" w:line="276" w:lineRule="auto"/>
               <w:jc w:val="center"/>
             </w:pPr>
             <w:r/>
             <w:r>
               <w:rPr>
                 <w:rFonts w:ascii="宋体" w:hAnsi="宋体" w:eastAsia="宋体"/>
+                <w:b w:val="0"/>
+                <w:color w:val="111827"/>
+                <w:sz w:val="21"/>
+              </w:rPr>
+              <w:t>90.8</w:t>
+            </w:r>
+          </w:p>
+        </w:tc>
+        <w:tc>
+          <w:tcPr>
+            <w:tcW w:type="dxa" w:w="1879"/>
+          </w:tcPr>
+          <w:p>
+            <w:pPr>
+              <w:spacing w:before="0" w:after="0" w:line="276" w:lineRule="auto"/>
+              <w:jc w:val="center"/>
+            </w:pPr>
+            <w:r/>
+            <w:r>
+              <w:rPr>
+                <w:rFonts w:ascii="宋体" w:hAnsi="宋体" w:eastAsia="宋体"/>
+                <w:b w:val="0"/>
+                <w:color w:val="111827"/>
+                <w:sz w:val="21"/>
+              </w:rPr>
+              <w:t>3 / 126</w:t>
+            </w:r>
+          </w:p>
+        </w:tc>
+        <w:tc>
+          <w:tcPr>
+            <w:tcW w:type="dxa" w:w="3094"/>
+          </w:tcPr>
+          <w:p>
+            <w:pPr>
+              <w:spacing w:before="0" w:after="0" w:line="276" w:lineRule="auto"/>
+              <w:jc w:val="center"/>
+            </w:pPr>
+            <w:r/>
+            <w:r>
+              <w:rPr>
+                <w:rFonts w:ascii="宋体" w:hAnsi="宋体" w:eastAsia="宋体"/>
+                <w:b w:val="0"/>
+                <w:color w:val="111827"/>
+                <w:sz w:val="21"/>
+              </w:rPr>
+              <w:t>校级一等奖学金</w:t>
+            </w:r>
+          </w:p>
+        </w:tc>
+      </w:tr>
+      <w:tr>
+        <w:trPr>
+          <w:cantSplit/>
+        </w:trPr>
+        <w:tc>
+          <w:tcPr>
+            <w:tcW w:type="dxa" w:w="1879"/>
+          </w:tcPr>
+          <w:p>
+            <w:pPr>
+              <w:spacing w:before="0" w:after="0" w:line="276" w:lineRule="auto"/>
+            </w:pPr>
+            <w:r/>
+            <w:r>
+              <w:rPr>
+                <w:rFonts w:ascii="宋体" w:hAnsi="宋体" w:eastAsia="宋体"/>
+                <w:b w:val="0"/>
+                <w:color w:val="111827"/>
+                <w:sz w:val="21"/>
+              </w:rPr>
+              <w:t>2024—2025</w:t>
+            </w:r>
+          </w:p>
+        </w:tc>
+        <w:tc>
+          <w:tcPr>
+            <w:tcW w:type="dxa" w:w="1879"/>
+          </w:tcPr>
+          <w:p>
+            <w:pPr>
+              <w:spacing w:before="0" w:after="0" w:line="276" w:lineRule="auto"/>
+              <w:jc w:val="center"/>
+            </w:pPr>
+            <w:r/>
+            <w:r>
+              <w:rPr>
+                <w:rFonts w:ascii="宋体" w:hAnsi="宋体" w:eastAsia="宋体"/>
+                <w:b w:val="0"/>
+                <w:color w:val="111827"/>
+                <w:sz w:val="21"/>
+              </w:rPr>
+              <w:t>92.6</w:t>
+            </w:r>
+          </w:p>
+        </w:tc>
+        <w:tc>
+          <w:tcPr>
+            <w:tcW w:type="dxa" w:w="1879"/>
+          </w:tcPr>
+          <w:p>
+            <w:pPr>
+              <w:spacing w:before="0" w:after="0" w:line="276" w:lineRule="auto"/>
+              <w:jc w:val="center"/>
+            </w:pPr>
+            <w:r/>
+            <w:r>
+              <w:rPr>
+                <w:rFonts w:ascii="宋体" w:hAnsi="宋体" w:eastAsia="宋体"/>
+                <w:b w:val="0"/>
+                <w:color w:val="111827"/>
+                <w:sz w:val="21"/>
+              </w:rPr>
+              <w:t>2 / 126</w:t>
+            </w:r>
+          </w:p>
+        </w:tc>
+        <w:tc>
+          <w:tcPr>
+            <w:tcW w:type="dxa" w:w="3094"/>
+          </w:tcPr>
+          <w:p>
+            <w:pPr>
+              <w:spacing w:before="0" w:after="0" w:line="276" w:lineRule="auto"/>
+              <w:jc w:val="center"/>
+            </w:pPr>
+            <w:r/>
+            <w:r>
+              <w:rPr>
+                <w:rFonts w:ascii="宋体" w:hAnsi="宋体" w:eastAsia="宋体"/>
+                <w:b w:val="0"/>
+                <w:color w:val="111827"/>
+                <w:sz w:val="21"/>
+              </w:rPr>
+              <w:t>校级特等奖学金、三好学生</w:t>
+            </w:r>
+          </w:p>
+        </w:tc>
+      </w:tr>
+      <w:tr>
+        <w:trPr>
+          <w:cantSplit/>
+        </w:trPr>
+        <w:tc>
+          <w:tcPr>
+            <w:tcW w:type="dxa" w:w="1879"/>
+          </w:tcPr>
+          <w:p>
+            <w:pPr>
+              <w:spacing w:before="0" w:after="0" w:line="276" w:lineRule="auto"/>
+            </w:pPr>
+            <w:r/>
+            <w:r>
+              <w:rPr>
+                <w:rFonts w:ascii="宋体" w:hAnsi="宋体" w:eastAsia="宋体"/>
+                <w:b w:val="0"/>
+                <w:color w:val="111827"/>
+                <w:sz w:val="21"/>
+              </w:rPr>
+              <w:t>2025—2026</w:t>
+            </w:r>
+          </w:p>
+        </w:tc>
+        <w:tc>
+          <w:tcPr>
+            <w:tcW w:type="dxa" w:w="1879"/>
+          </w:tcPr>
+          <w:p>
+            <w:pPr>
+              <w:spacing w:before="0" w:after="0" w:line="276" w:lineRule="auto"/>
+              <w:jc w:val="center"/>
+            </w:pPr>
+            <w:r/>
+            <w:r>
+              <w:rPr>
+                <w:rFonts w:ascii="宋体" w:hAnsi="宋体" w:eastAsia="宋体"/>
+                <w:b w:val="0"/>
+                <w:color w:val="111827"/>
+                <w:sz w:val="21"/>
+              </w:rPr>
+              <w:t>91.4</w:t>
+            </w:r>
+          </w:p>
+        </w:tc>
+        <w:tc>
+          <w:tcPr>
+            <w:tcW w:type="dxa" w:w="1879"/>
+          </w:tcPr>
+          <w:p>
+            <w:pPr>
+              <w:spacing w:before="0" w:after="0" w:line="276" w:lineRule="auto"/>
+              <w:jc w:val="center"/>
+            </w:pPr>
+            <w:r/>
+            <w:r>
+              <w:rPr>
+                <w:rFonts w:ascii="宋体" w:hAnsi="宋体" w:eastAsia="宋体"/>
+                <w:b w:val="0"/>
+                <w:color w:val="111827"/>
+                <w:sz w:val="21"/>
+              </w:rPr>
+              <w:t>2 / 126</w:t>
+            </w:r>
+          </w:p>
+        </w:tc>
+        <w:tc>
+          <w:tcPr>
+            <w:tcW w:type="dxa" w:w="3094"/>
+          </w:tcPr>
+          <w:p>
+            <w:pPr>
+              <w:spacing w:before="0" w:after="0" w:line="276" w:lineRule="auto"/>
+              <w:jc w:val="center"/>
+            </w:pPr>
+            <w:r/>
+            <w:r>
+              <w:rPr>
+                <w:rFonts w:ascii="宋体" w:hAnsi="宋体" w:eastAsia="宋体"/>
+                <w:b w:val="0"/>
+                <w:color w:val="111827"/>
+                <w:sz w:val="21"/>
+              </w:rPr>
+              <w:t>—</w:t>
+            </w:r>
+          </w:p>
+        </w:tc>
+      </w:tr>
+    </w:tbl>
+    <w:p>
+      <w:pPr>
+        <w:spacing w:before="0" w:after="0" w:line="240" w:lineRule="exact"/>
+      </w:pPr>
+      <w:r>
+        <w:rPr>
+          <w:rFonts w:ascii="宋体" w:hAnsi="宋体" w:eastAsia="宋体"/>
+          <w:b w:val="0"/>
+          <w:color w:val="111827"/>
+          <w:sz w:val="16"/>
+        </w:rPr>
+      </w:r>
+    </w:p>
+    <w:p>
+      <w:pPr>
+        <w:spacing w:before="0" w:after="120" w:lineRule="auto" w:line="360"/>
+        <w:ind w:firstLine="480"/>
+      </w:pPr>
+      <w:r>
+        <w:rPr>
+          <w:rFonts w:ascii="宋体" w:hAnsi="宋体" w:eastAsia="宋体"/>
+          <w:b w:val="0"/>
+          <w:color w:val="111827"/>
+          <w:sz w:val="24"/>
+        </w:rPr>
+        <w:t>成绩的走势值得说明。大一上学期加权均分 89.2，专业排名第 7，并不算突出。转折点在大一下学期——我把学习方式从「跟着课程走」改成「按依赖链补基础」，先把线代与概率重新过了一遍，之后专业课的学习效率明显提高。到大二下，均分升到 93.1，排名进入前 2。</w:t>
+      </w:r>
+    </w:p>
+    <w:p>
+      <w:pPr>
+        <w:keepNext/>
+        <w:keepLines/>
+        <w:spacing w:before="200" w:after="80"/>
+        <w:jc w:val="center"/>
+      </w:pPr>
+      <w:r>
+        <w:drawing>
+          <wp:inline xmlns:a="http://schemas.openxmlformats.org/drawingml/2006/main" xmlns:pic="http://schemas.openxmlformats.org/drawingml/2006/picture">
+            <wp:extent cx="5182524" cy="2520000"/>
+            <wp:docPr id="1" name="Picture 1"/>
+            <wp:cNvGraphicFramePr>
+              <a:graphicFrameLocks noChangeAspect="1"/>
+            </wp:cNvGraphicFramePr>
+            <a:graphic>
+              <a:graphicData uri="http://schemas.openxmlformats.org/drawingml/2006/picture">
+                <pic:pic>
+                  <pic:nvPicPr>
+                    <pic:cNvPr id="0" name="14_grade.png"/>
+                    <pic:cNvPicPr/>
+                  </pic:nvPicPr>
+                  <pic:blipFill>
+                    <a:blip r:embed="rId9"/>
+                    <a:stretch>
+                      <a:fillRect/>
+                    </a:stretch>
+                  </pic:blipFill>
+                  <pic:spPr>
+                    <a:xfrm>
+                      <a:off x="0" y="0"/>
+                      <a:ext cx="5182524" cy="2520000"/>
+                    </a:xfrm>
+                    <a:prstGeom prst="rect"/>
+                  </pic:spPr>
+                </pic:pic>
+              </a:graphicData>
+            </a:graphic>
+          </wp:inline>
+        </w:drawing>
+      </w:r>
+    </w:p>
+    <w:p>
+      <w:pPr>
+        <w:keepLines/>
+        <w:spacing w:before="0" w:after="280"/>
+        <w:jc w:val="center"/>
+      </w:pPr>
+      <w:r>
+        <w:rPr>
+          <w:rFonts w:ascii="宋体" w:hAnsi="宋体" w:eastAsia="宋体"/>
+          <w:b w:val="0"/>
+          <w:color w:val="6B7280"/>
+          <w:sz w:val="21"/>
+        </w:rPr>
+        <w:t>图 1　六个学期加权均分与专业排名走势</w:t>
+      </w:r>
+    </w:p>
+    <w:p>
+      <w:pPr>
+        <w:spacing w:before="0" w:after="120" w:lineRule="auto" w:line="360"/>
+        <w:ind w:firstLine="480"/>
+      </w:pPr>
+      <w:r>
+        <w:rPr>
+          <w:rFonts w:ascii="宋体" w:hAnsi="宋体" w:eastAsia="宋体"/>
+          <w:b w:val="0"/>
+          <w:color w:val="111827"/>
+          <w:sz w:val="24"/>
+        </w:rPr>
+        <w:t>我认为这段经历比 91.7 这个数字更重要：它证明我有能力发现自己的问题并纠正，而不是靠天赋维持成绩。</w:t>
+      </w:r>
+    </w:p>
+    <w:p>
+      <w:pPr>
+        <w:spacing w:before="0" w:after="120" w:lineRule="auto" w:line="360"/>
+        <w:ind w:firstLine="480"/>
+      </w:pPr>
+      <w:r>
+        <w:rPr>
+          <w:rFonts w:ascii="宋体" w:hAnsi="宋体" w:eastAsia="宋体"/>
+          <w:b w:val="0"/>
+          <w:color w:val="111827"/>
+          <w:sz w:val="24"/>
+        </w:rPr>
+        <w:t>仅报加权均分容易被质疑「是不是只挑了水课」。所以把本学年权重最高的八门课单列出来，含学分与单科排名，便于逐项核对。</w:t>
+      </w:r>
+    </w:p>
+    <w:tbl>
+      <w:tblPr>
+        <w:tblStyle w:val="TableGrid"/>
+        <w:tblW w:type="auto" w:w="0"/>
+        <w:jc w:val="center"/>
+        <w:tblLayout w:type="fixed"/>
+        <w:tblLook w:firstColumn="1" w:firstRow="1" w:lastColumn="0" w:lastRow="0" w:noHBand="0" w:noVBand="1" w:val="04A0"/>
+        <w:tblLayout w:type="fixed"/>
+        <w:tblCellMar>
+          <w:top w:w="50" w:type="dxa"/>
+          <w:bottom w:w="50" w:type="dxa"/>
+          <w:left w:w="100" w:type="dxa"/>
+          <w:right w:w="100" w:type="dxa"/>
+        </w:tblCellMar>
+      </w:tblPr>
+      <w:tblGrid>
+        <w:gridCol w:w="2828"/>
+        <w:gridCol w:w="1107"/>
+        <w:gridCol w:w="1107"/>
+        <w:gridCol w:w="1845"/>
+        <w:gridCol w:w="1845"/>
+      </w:tblGrid>
+      <w:tr>
+        <w:trPr>
+          <w:tblHeader/>
+          <w:cantSplit/>
+        </w:trPr>
+        <w:tc>
+          <w:tcPr>
+            <w:tcW w:type="dxa" w:w="2828"/>
+          </w:tcPr>
+          <w:p>
+            <w:pPr>
+              <w:spacing w:before="0" w:after="0"/>
+              <w:jc w:val="center"/>
+            </w:pPr>
+            <w:r/>
+            <w:r>
+              <w:rPr>
+                <w:rFonts w:ascii="黑体" w:hAnsi="黑体" w:eastAsia="黑体"/>
                 <w:b/>
+                <w:color w:val="111827"/>
                 <w:sz w:val="21"/>
               </w:rPr>
               <w:t>课程名称</w:t>
@@ -156,19 +908,19 @@
         </w:tc>
         <w:tc>
           <w:tcPr>
-            <w:tcW w:type="dxa" w:w="1701"/>
-            <w:vAlign w:val="center"/>
+            <w:tcW w:type="dxa" w:w="1107"/>
           </w:tcPr>
           <w:p>
             <w:pPr>
-              <w:spacing w:line="300" w:lineRule="auto"/>
+              <w:spacing w:before="0" w:after="0"/>
               <w:jc w:val="center"/>
             </w:pPr>
             <w:r/>
             <w:r>
               <w:rPr>
-                <w:rFonts w:ascii="宋体" w:hAnsi="宋体" w:eastAsia="宋体"/>
+                <w:rFonts w:ascii="黑体" w:hAnsi="黑体" w:eastAsia="黑体"/>
                 <w:b/>
+                <w:color w:val="111827"/>
                 <w:sz w:val="21"/>
               </w:rPr>
               <w:t>学分</w:t>
@@ -177,35 +929,99 @@
         </w:tc>
         <w:tc>
           <w:tcPr>
-            <w:tcW w:type="dxa" w:w="1701"/>
-            <w:vAlign w:val="center"/>
+            <w:tcW w:type="dxa" w:w="1107"/>
           </w:tcPr>
           <w:p>
             <w:pPr>
-              <w:spacing w:line="300" w:lineRule="auto"/>
+              <w:spacing w:before="0" w:after="0"/>
               <w:jc w:val="center"/>
             </w:pPr>
             <w:r/>
             <w:r>
               <w:rPr>
-                <w:rFonts w:ascii="宋体" w:hAnsi="宋体" w:eastAsia="宋体"/>
+                <w:rFonts w:ascii="黑体" w:hAnsi="黑体" w:eastAsia="黑体"/>
                 <w:b/>
+                <w:color w:val="111827"/>
                 <w:sz w:val="21"/>
               </w:rPr>
               <w:t>成绩</w:t>
             </w:r>
           </w:p>
         </w:tc>
-      </w:tr>
-      <w:tr>
         <w:tc>
           <w:tcPr>
-            <w:tcW w:type="dxa" w:w="4535"/>
-            <w:vAlign w:val="center"/>
+            <w:tcW w:type="dxa" w:w="1845"/>
           </w:tcPr>
           <w:p>
             <w:pPr>
-              <w:spacing w:line="300" w:lineRule="auto"/>
+              <w:spacing w:before="0" w:after="0"/>
+              <w:jc w:val="center"/>
+            </w:pPr>
+            <w:r/>
+            <w:r>
+              <w:rPr>
+                <w:rFonts w:ascii="黑体" w:hAnsi="黑体" w:eastAsia="黑体"/>
+                <w:b/>
+                <w:color w:val="111827"/>
+                <w:sz w:val="21"/>
+              </w:rPr>
+              <w:t>单科排名</w:t>
+            </w:r>
+          </w:p>
+        </w:tc>
+        <w:tc>
+          <w:tcPr>
+            <w:tcW w:type="dxa" w:w="1845"/>
+          </w:tcPr>
+          <w:p>
+            <w:pPr>
+              <w:spacing w:before="0" w:after="0"/>
+              <w:jc w:val="center"/>
+            </w:pPr>
+            <w:r/>
+            <w:r>
+              <w:rPr>
+                <w:rFonts w:ascii="黑体" w:hAnsi="黑体" w:eastAsia="黑体"/>
+                <w:b/>
+                <w:color w:val="111827"/>
+                <w:sz w:val="21"/>
+              </w:rPr>
+              <w:t>课程性质</w:t>
+            </w:r>
+          </w:p>
+        </w:tc>
+      </w:tr>
+      <w:tr>
+        <w:trPr>
+          <w:cantSplit/>
+        </w:trPr>
+        <w:tc>
+          <w:tcPr>
+            <w:tcW w:type="dxa" w:w="2828"/>
+          </w:tcPr>
+          <w:p>
+            <w:pPr>
+              <w:spacing w:before="0" w:after="0" w:line="276" w:lineRule="auto"/>
+            </w:pPr>
+            <w:r/>
+            <w:r>
+              <w:rPr>
+                <w:rFonts w:ascii="宋体" w:hAnsi="宋体" w:eastAsia="宋体"/>
+                <w:b w:val="0"/>
+                <w:color w:val="111827"/>
+                <w:sz w:val="21"/>
+              </w:rPr>
+              <w:t>数据结构与算法</w:t>
+            </w:r>
+          </w:p>
+        </w:tc>
+        <w:tc>
+          <w:tcPr>
+            <w:tcW w:type="dxa" w:w="1107"/>
+          </w:tcPr>
+          <w:p>
+            <w:pPr>
+              <w:spacing w:before="0" w:after="0" w:line="276" w:lineRule="auto"/>
               <w:jc w:val="center"/>
             </w:pPr>
             <w:r/>
@@ -213,20 +1029,20 @@
               <w:rPr>
                 <w:rFonts w:ascii="宋体" w:hAnsi="宋体" w:eastAsia="宋体"/>
                 <w:b w:val="0"/>
+                <w:color w:val="111827"/>
                 <w:sz w:val="21"/>
               </w:rPr>
-              <w:t>高等数学（上）</w:t>
+              <w:t>4.0</w:t>
             </w:r>
           </w:p>
         </w:tc>
         <w:tc>
           <w:tcPr>
-            <w:tcW w:type="dxa" w:w="1701"/>
-            <w:vAlign w:val="center"/>
+            <w:tcW w:type="dxa" w:w="1107"/>
           </w:tcPr>
           <w:p>
             <w:pPr>
-              <w:spacing w:line="300" w:lineRule="auto"/>
+              <w:spacing w:before="0" w:after="0" w:line="276" w:lineRule="auto"/>
               <w:jc w:val="center"/>
             </w:pPr>
             <w:r/>
@@ -234,20 +1050,20 @@
               <w:rPr>
                 <w:rFonts w:ascii="宋体" w:hAnsi="宋体" w:eastAsia="宋体"/>
                 <w:b w:val="0"/>
+                <w:color w:val="111827"/>
                 <w:sz w:val="21"/>
               </w:rPr>
-              <w:t>5</w:t>
+              <w:t>96</w:t>
             </w:r>
           </w:p>
         </w:tc>
         <w:tc>
           <w:tcPr>
-            <w:tcW w:type="dxa" w:w="1701"/>
-            <w:vAlign w:val="center"/>
+            <w:tcW w:type="dxa" w:w="1845"/>
           </w:tcPr>
           <w:p>
             <w:pPr>
-              <w:spacing w:line="300" w:lineRule="auto"/>
+              <w:spacing w:before="0" w:after="0" w:line="276" w:lineRule="auto"/>
               <w:jc w:val="center"/>
             </w:pPr>
             <w:r/>
@@ -255,22 +1071,20 @@
               <w:rPr>
                 <w:rFonts w:ascii="宋体" w:hAnsi="宋体" w:eastAsia="宋体"/>
                 <w:b w:val="0"/>
+                <w:color w:val="111827"/>
                 <w:sz w:val="21"/>
               </w:rPr>
-              <w:t>95</w:t>
+              <w:t>3 / 126</w:t>
             </w:r>
           </w:p>
         </w:tc>
-      </w:tr>
-      <w:tr>
         <w:tc>
           <w:tcPr>
-            <w:tcW w:type="dxa" w:w="4535"/>
-            <w:vAlign w:val="center"/>
+            <w:tcW w:type="dxa" w:w="1845"/>
           </w:tcPr>
           <w:p>
             <w:pPr>
-              <w:spacing w:line="300" w:lineRule="auto"/>
+              <w:spacing w:before="0" w:after="0" w:line="276" w:lineRule="auto"/>
               <w:jc w:val="center"/>
             </w:pPr>
             <w:r/>
@@ -278,20 +1092,45 @@
               <w:rPr>
                 <w:rFonts w:ascii="宋体" w:hAnsi="宋体" w:eastAsia="宋体"/>
                 <w:b w:val="0"/>
+                <w:color w:val="111827"/>
                 <w:sz w:val="21"/>
               </w:rPr>
-              <w:t>数据结构</w:t>
+              <w:t>专业必修</w:t>
+            </w:r>
+          </w:p>
+        </w:tc>
+      </w:tr>
+      <w:tr>
+        <w:trPr>
+          <w:cantSplit/>
+        </w:trPr>
+        <w:tc>
+          <w:tcPr>
+            <w:tcW w:type="dxa" w:w="2828"/>
+          </w:tcPr>
+          <w:p>
+            <w:pPr>
+              <w:spacing w:before="0" w:after="0" w:line="276" w:lineRule="auto"/>
+            </w:pPr>
+            <w:r/>
+            <w:r>
+              <w:rPr>
+                <w:rFonts w:ascii="宋体" w:hAnsi="宋体" w:eastAsia="宋体"/>
+                <w:b w:val="0"/>
+                <w:color w:val="111827"/>
+                <w:sz w:val="21"/>
+              </w:rPr>
+              <w:t>计算机组成原理</w:t>
             </w:r>
           </w:p>
         </w:tc>
         <w:tc>
           <w:tcPr>
-            <w:tcW w:type="dxa" w:w="1701"/>
-            <w:vAlign w:val="center"/>
+            <w:tcW w:type="dxa" w:w="1107"/>
           </w:tcPr>
           <w:p>
             <w:pPr>
-              <w:spacing w:line="300" w:lineRule="auto"/>
+              <w:spacing w:before="0" w:after="0" w:line="276" w:lineRule="auto"/>
               <w:jc w:val="center"/>
             </w:pPr>
             <w:r/>
@@ -299,20 +1138,20 @@
               <w:rPr>
                 <w:rFonts w:ascii="宋体" w:hAnsi="宋体" w:eastAsia="宋体"/>
                 <w:b w:val="0"/>
+                <w:color w:val="111827"/>
                 <w:sz w:val="21"/>
               </w:rPr>
-              <w:t>4</w:t>
+              <w:t>4.0</w:t>
             </w:r>
           </w:p>
         </w:tc>
         <w:tc>
           <w:tcPr>
-            <w:tcW w:type="dxa" w:w="1701"/>
-            <w:vAlign w:val="center"/>
+            <w:tcW w:type="dxa" w:w="1107"/>
           </w:tcPr>
           <w:p>
             <w:pPr>
-              <w:spacing w:line="300" w:lineRule="auto"/>
+              <w:spacing w:before="0" w:after="0" w:line="276" w:lineRule="auto"/>
               <w:jc w:val="center"/>
             </w:pPr>
             <w:r/>
@@ -320,22 +1159,20 @@
               <w:rPr>
                 <w:rFonts w:ascii="宋体" w:hAnsi="宋体" w:eastAsia="宋体"/>
                 <w:b w:val="0"/>
+                <w:color w:val="111827"/>
                 <w:sz w:val="21"/>
               </w:rPr>
-              <w:t>92</w:t>
+              <w:t>94</w:t>
             </w:r>
           </w:p>
         </w:tc>
-      </w:tr>
-      <w:tr>
         <w:tc>
           <w:tcPr>
-            <w:tcW w:type="dxa" w:w="4535"/>
-            <w:vAlign w:val="center"/>
+            <w:tcW w:type="dxa" w:w="1845"/>
           </w:tcPr>
           <w:p>
             <w:pPr>
-              <w:spacing w:line="300" w:lineRule="auto"/>
+              <w:spacing w:before="0" w:after="0" w:line="276" w:lineRule="auto"/>
               <w:jc w:val="center"/>
             </w:pPr>
             <w:r/>
@@ -343,6 +1180,53 @@
               <w:rPr>
                 <w:rFonts w:ascii="宋体" w:hAnsi="宋体" w:eastAsia="宋体"/>
                 <w:b w:val="0"/>
+                <w:color w:val="111827"/>
+                <w:sz w:val="21"/>
+              </w:rPr>
+              <w:t>5 / 126</w:t>
+            </w:r>
+          </w:p>
+        </w:tc>
+        <w:tc>
+          <w:tcPr>
+            <w:tcW w:type="dxa" w:w="1845"/>
+          </w:tcPr>
+          <w:p>
+            <w:pPr>
+              <w:spacing w:before="0" w:after="0" w:line="276" w:lineRule="auto"/>
+              <w:jc w:val="center"/>
+            </w:pPr>
+            <w:r/>
+            <w:r>
+              <w:rPr>
+                <w:rFonts w:ascii="宋体" w:hAnsi="宋体" w:eastAsia="宋体"/>
+                <w:b w:val="0"/>
+                <w:color w:val="111827"/>
+                <w:sz w:val="21"/>
+              </w:rPr>
+              <w:t>专业必修</w:t>
+            </w:r>
+          </w:p>
+        </w:tc>
+      </w:tr>
+      <w:tr>
+        <w:trPr>
+          <w:cantSplit/>
+        </w:trPr>
+        <w:tc>
+          <w:tcPr>
+            <w:tcW w:type="dxa" w:w="2828"/>
+          </w:tcPr>
+          <w:p>
+            <w:pPr>
+              <w:spacing w:before="0" w:after="0" w:line="276" w:lineRule="auto"/>
+            </w:pPr>
+            <w:r/>
+            <w:r>
+              <w:rPr>
+                <w:rFonts w:ascii="宋体" w:hAnsi="宋体" w:eastAsia="宋体"/>
+                <w:b w:val="0"/>
+                <w:color w:val="111827"/>
                 <w:sz w:val="21"/>
               </w:rPr>
               <w:t>操作系统</w:t>
@@ -351,12 +1235,11 @@
         </w:tc>
         <w:tc>
           <w:tcPr>
-            <w:tcW w:type="dxa" w:w="1701"/>
-            <w:vAlign w:val="center"/>
+            <w:tcW w:type="dxa" w:w="1107"/>
           </w:tcPr>
           <w:p>
             <w:pPr>
-              <w:spacing w:line="300" w:lineRule="auto"/>
+              <w:spacing w:before="0" w:after="0" w:line="276" w:lineRule="auto"/>
               <w:jc w:val="center"/>
             </w:pPr>
             <w:r/>
@@ -364,20 +1247,20 @@
               <w:rPr>
                 <w:rFonts w:ascii="宋体" w:hAnsi="宋体" w:eastAsia="宋体"/>
                 <w:b w:val="0"/>
+                <w:color w:val="111827"/>
                 <w:sz w:val="21"/>
               </w:rPr>
-              <w:t>4</w:t>
+              <w:t>3.5</w:t>
             </w:r>
           </w:p>
         </w:tc>
         <w:tc>
           <w:tcPr>
-            <w:tcW w:type="dxa" w:w="1701"/>
-            <w:vAlign w:val="center"/>
+            <w:tcW w:type="dxa" w:w="1107"/>
           </w:tcPr>
           <w:p>
             <w:pPr>
-              <w:spacing w:line="300" w:lineRule="auto"/>
+              <w:spacing w:before="0" w:after="0" w:line="276" w:lineRule="auto"/>
               <w:jc w:val="center"/>
             </w:pPr>
             <w:r/>
@@ -385,22 +1268,20 @@
               <w:rPr>
                 <w:rFonts w:ascii="宋体" w:hAnsi="宋体" w:eastAsia="宋体"/>
                 <w:b w:val="0"/>
+                <w:color w:val="111827"/>
                 <w:sz w:val="21"/>
               </w:rPr>
-              <w:t>94</w:t>
+              <w:t>95</w:t>
             </w:r>
           </w:p>
         </w:tc>
-      </w:tr>
-      <w:tr>
         <w:tc>
           <w:tcPr>
-            <w:tcW w:type="dxa" w:w="4535"/>
-            <w:vAlign w:val="center"/>
+            <w:tcW w:type="dxa" w:w="1845"/>
           </w:tcPr>
           <w:p>
             <w:pPr>
-              <w:spacing w:line="300" w:lineRule="auto"/>
+              <w:spacing w:before="0" w:after="0" w:line="276" w:lineRule="auto"/>
               <w:jc w:val="center"/>
             </w:pPr>
             <w:r/>
@@ -408,6 +1289,271 @@
               <w:rPr>
                 <w:rFonts w:ascii="宋体" w:hAnsi="宋体" w:eastAsia="宋体"/>
                 <w:b w:val="0"/>
+                <w:color w:val="111827"/>
+                <w:sz w:val="21"/>
+              </w:rPr>
+              <w:t>2 / 126</w:t>
+            </w:r>
+          </w:p>
+        </w:tc>
+        <w:tc>
+          <w:tcPr>
+            <w:tcW w:type="dxa" w:w="1845"/>
+          </w:tcPr>
+          <w:p>
+            <w:pPr>
+              <w:spacing w:before="0" w:after="0" w:line="276" w:lineRule="auto"/>
+              <w:jc w:val="center"/>
+            </w:pPr>
+            <w:r/>
+            <w:r>
+              <w:rPr>
+                <w:rFonts w:ascii="宋体" w:hAnsi="宋体" w:eastAsia="宋体"/>
+                <w:b w:val="0"/>
+                <w:color w:val="111827"/>
+                <w:sz w:val="21"/>
+              </w:rPr>
+              <w:t>专业必修</w:t>
+            </w:r>
+          </w:p>
+        </w:tc>
+      </w:tr>
+      <w:tr>
+        <w:trPr>
+          <w:cantSplit/>
+        </w:trPr>
+        <w:tc>
+          <w:tcPr>
+            <w:tcW w:type="dxa" w:w="2828"/>
+          </w:tcPr>
+          <w:p>
+            <w:pPr>
+              <w:spacing w:before="0" w:after="0" w:line="276" w:lineRule="auto"/>
+            </w:pPr>
+            <w:r/>
+            <w:r>
+              <w:rPr>
+                <w:rFonts w:ascii="宋体" w:hAnsi="宋体" w:eastAsia="宋体"/>
+                <w:b w:val="0"/>
+                <w:color w:val="111827"/>
+                <w:sz w:val="21"/>
+              </w:rPr>
+              <w:t>概率论与数理统计</w:t>
+            </w:r>
+          </w:p>
+        </w:tc>
+        <w:tc>
+          <w:tcPr>
+            <w:tcW w:type="dxa" w:w="1107"/>
+          </w:tcPr>
+          <w:p>
+            <w:pPr>
+              <w:spacing w:before="0" w:after="0" w:line="276" w:lineRule="auto"/>
+              <w:jc w:val="center"/>
+            </w:pPr>
+            <w:r/>
+            <w:r>
+              <w:rPr>
+                <w:rFonts w:ascii="宋体" w:hAnsi="宋体" w:eastAsia="宋体"/>
+                <w:b w:val="0"/>
+                <w:color w:val="111827"/>
+                <w:sz w:val="21"/>
+              </w:rPr>
+              <w:t>3.5</w:t>
+            </w:r>
+          </w:p>
+        </w:tc>
+        <w:tc>
+          <w:tcPr>
+            <w:tcW w:type="dxa" w:w="1107"/>
+          </w:tcPr>
+          <w:p>
+            <w:pPr>
+              <w:spacing w:before="0" w:after="0" w:line="276" w:lineRule="auto"/>
+              <w:jc w:val="center"/>
+            </w:pPr>
+            <w:r/>
+            <w:r>
+              <w:rPr>
+                <w:rFonts w:ascii="宋体" w:hAnsi="宋体" w:eastAsia="宋体"/>
+                <w:b w:val="0"/>
+                <w:color w:val="111827"/>
+                <w:sz w:val="21"/>
+              </w:rPr>
+              <w:t>98</w:t>
+            </w:r>
+          </w:p>
+        </w:tc>
+        <w:tc>
+          <w:tcPr>
+            <w:tcW w:type="dxa" w:w="1845"/>
+          </w:tcPr>
+          <w:p>
+            <w:pPr>
+              <w:spacing w:before="0" w:after="0" w:line="276" w:lineRule="auto"/>
+              <w:jc w:val="center"/>
+            </w:pPr>
+            <w:r/>
+            <w:r>
+              <w:rPr>
+                <w:rFonts w:ascii="宋体" w:hAnsi="宋体" w:eastAsia="宋体"/>
+                <w:b w:val="0"/>
+                <w:color w:val="111827"/>
+                <w:sz w:val="21"/>
+              </w:rPr>
+              <w:t>1 / 126</w:t>
+            </w:r>
+          </w:p>
+        </w:tc>
+        <w:tc>
+          <w:tcPr>
+            <w:tcW w:type="dxa" w:w="1845"/>
+          </w:tcPr>
+          <w:p>
+            <w:pPr>
+              <w:spacing w:before="0" w:after="0" w:line="276" w:lineRule="auto"/>
+              <w:jc w:val="center"/>
+            </w:pPr>
+            <w:r/>
+            <w:r>
+              <w:rPr>
+                <w:rFonts w:ascii="宋体" w:hAnsi="宋体" w:eastAsia="宋体"/>
+                <w:b w:val="0"/>
+                <w:color w:val="111827"/>
+                <w:sz w:val="21"/>
+              </w:rPr>
+              <w:t>学科基础</w:t>
+            </w:r>
+          </w:p>
+        </w:tc>
+      </w:tr>
+      <w:tr>
+        <w:trPr>
+          <w:cantSplit/>
+        </w:trPr>
+        <w:tc>
+          <w:tcPr>
+            <w:tcW w:type="dxa" w:w="2828"/>
+          </w:tcPr>
+          <w:p>
+            <w:pPr>
+              <w:spacing w:before="0" w:after="0" w:line="276" w:lineRule="auto"/>
+            </w:pPr>
+            <w:r/>
+            <w:r>
+              <w:rPr>
+                <w:rFonts w:ascii="宋体" w:hAnsi="宋体" w:eastAsia="宋体"/>
+                <w:b w:val="0"/>
+                <w:color w:val="111827"/>
+                <w:sz w:val="21"/>
+              </w:rPr>
+              <w:t>机器学习</w:t>
+            </w:r>
+          </w:p>
+        </w:tc>
+        <w:tc>
+          <w:tcPr>
+            <w:tcW w:type="dxa" w:w="1107"/>
+          </w:tcPr>
+          <w:p>
+            <w:pPr>
+              <w:spacing w:before="0" w:after="0" w:line="276" w:lineRule="auto"/>
+              <w:jc w:val="center"/>
+            </w:pPr>
+            <w:r/>
+            <w:r>
+              <w:rPr>
+                <w:rFonts w:ascii="宋体" w:hAnsi="宋体" w:eastAsia="宋体"/>
+                <w:b w:val="0"/>
+                <w:color w:val="111827"/>
+                <w:sz w:val="21"/>
+              </w:rPr>
+              <w:t>3.0</w:t>
+            </w:r>
+          </w:p>
+        </w:tc>
+        <w:tc>
+          <w:tcPr>
+            <w:tcW w:type="dxa" w:w="1107"/>
+          </w:tcPr>
+          <w:p>
+            <w:pPr>
+              <w:spacing w:before="0" w:after="0" w:line="276" w:lineRule="auto"/>
+              <w:jc w:val="center"/>
+            </w:pPr>
+            <w:r/>
+            <w:r>
+              <w:rPr>
+                <w:rFonts w:ascii="宋体" w:hAnsi="宋体" w:eastAsia="宋体"/>
+                <w:b w:val="0"/>
+                <w:color w:val="111827"/>
+                <w:sz w:val="21"/>
+              </w:rPr>
+              <w:t>97</w:t>
+            </w:r>
+          </w:p>
+        </w:tc>
+        <w:tc>
+          <w:tcPr>
+            <w:tcW w:type="dxa" w:w="1845"/>
+          </w:tcPr>
+          <w:p>
+            <w:pPr>
+              <w:spacing w:before="0" w:after="0" w:line="276" w:lineRule="auto"/>
+              <w:jc w:val="center"/>
+            </w:pPr>
+            <w:r/>
+            <w:r>
+              <w:rPr>
+                <w:rFonts w:ascii="宋体" w:hAnsi="宋体" w:eastAsia="宋体"/>
+                <w:b w:val="0"/>
+                <w:color w:val="111827"/>
+                <w:sz w:val="21"/>
+              </w:rPr>
+              <w:t>1 / 126</w:t>
+            </w:r>
+          </w:p>
+        </w:tc>
+        <w:tc>
+          <w:tcPr>
+            <w:tcW w:type="dxa" w:w="1845"/>
+          </w:tcPr>
+          <w:p>
+            <w:pPr>
+              <w:spacing w:before="0" w:after="0" w:line="276" w:lineRule="auto"/>
+              <w:jc w:val="center"/>
+            </w:pPr>
+            <w:r/>
+            <w:r>
+              <w:rPr>
+                <w:rFonts w:ascii="宋体" w:hAnsi="宋体" w:eastAsia="宋体"/>
+                <w:b w:val="0"/>
+                <w:color w:val="111827"/>
+                <w:sz w:val="21"/>
+              </w:rPr>
+              <w:t>专业选修</w:t>
+            </w:r>
+          </w:p>
+        </w:tc>
+      </w:tr>
+      <w:tr>
+        <w:trPr>
+          <w:cantSplit/>
+        </w:trPr>
+        <w:tc>
+          <w:tcPr>
+            <w:tcW w:type="dxa" w:w="2828"/>
+          </w:tcPr>
+          <w:p>
+            <w:pPr>
+              <w:spacing w:before="0" w:after="0" w:line="276" w:lineRule="auto"/>
+            </w:pPr>
+            <w:r/>
+            <w:r>
+              <w:rPr>
+                <w:rFonts w:ascii="宋体" w:hAnsi="宋体" w:eastAsia="宋体"/>
+                <w:b w:val="0"/>
+                <w:color w:val="111827"/>
                 <w:sz w:val="21"/>
               </w:rPr>
               <w:t>计算机网络</w:t>
@@ -416,12 +1562,11 @@
         </w:tc>
         <w:tc>
           <w:tcPr>
-            <w:tcW w:type="dxa" w:w="1701"/>
-            <w:vAlign w:val="center"/>
+            <w:tcW w:type="dxa" w:w="1107"/>
           </w:tcPr>
           <w:p>
             <w:pPr>
-              <w:spacing w:line="300" w:lineRule="auto"/>
+              <w:spacing w:before="0" w:after="0" w:line="276" w:lineRule="auto"/>
               <w:jc w:val="center"/>
             </w:pPr>
             <w:r/>
@@ -429,20 +1574,20 @@
               <w:rPr>
                 <w:rFonts w:ascii="宋体" w:hAnsi="宋体" w:eastAsia="宋体"/>
                 <w:b w:val="0"/>
+                <w:color w:val="111827"/>
                 <w:sz w:val="21"/>
               </w:rPr>
-              <w:t>3</w:t>
+              <w:t>3.0</w:t>
             </w:r>
           </w:p>
         </w:tc>
         <w:tc>
           <w:tcPr>
-            <w:tcW w:type="dxa" w:w="1701"/>
-            <w:vAlign w:val="center"/>
+            <w:tcW w:type="dxa" w:w="1107"/>
           </w:tcPr>
           <w:p>
             <w:pPr>
-              <w:spacing w:line="300" w:lineRule="auto"/>
+              <w:spacing w:before="0" w:after="0" w:line="276" w:lineRule="auto"/>
               <w:jc w:val="center"/>
             </w:pPr>
             <w:r/>
@@ -450,22 +1595,20 @@
               <w:rPr>
                 <w:rFonts w:ascii="宋体" w:hAnsi="宋体" w:eastAsia="宋体"/>
                 <w:b w:val="0"/>
+                <w:color w:val="111827"/>
                 <w:sz w:val="21"/>
               </w:rPr>
-              <w:t>91</w:t>
+              <w:t>92</w:t>
             </w:r>
           </w:p>
         </w:tc>
-      </w:tr>
-      <w:tr>
         <w:tc>
           <w:tcPr>
-            <w:tcW w:type="dxa" w:w="4535"/>
-            <w:vAlign w:val="center"/>
+            <w:tcW w:type="dxa" w:w="1845"/>
           </w:tcPr>
           <w:p>
             <w:pPr>
-              <w:spacing w:line="300" w:lineRule="auto"/>
+              <w:spacing w:before="0" w:after="0" w:line="276" w:lineRule="auto"/>
               <w:jc w:val="center"/>
             </w:pPr>
             <w:r/>
@@ -473,20 +1616,20 @@
               <w:rPr>
                 <w:rFonts w:ascii="宋体" w:hAnsi="宋体" w:eastAsia="宋体"/>
                 <w:b w:val="0"/>
+                <w:color w:val="111827"/>
                 <w:sz w:val="21"/>
               </w:rPr>
-              <w:t>数据库原理</w:t>
+              <w:t>7 / 126</w:t>
             </w:r>
           </w:p>
         </w:tc>
         <w:tc>
           <w:tcPr>
-            <w:tcW w:type="dxa" w:w="1701"/>
-            <w:vAlign w:val="center"/>
+            <w:tcW w:type="dxa" w:w="1845"/>
           </w:tcPr>
           <w:p>
             <w:pPr>
-              <w:spacing w:line="300" w:lineRule="auto"/>
+              <w:spacing w:before="0" w:after="0" w:line="276" w:lineRule="auto"/>
               <w:jc w:val="center"/>
             </w:pPr>
             <w:r/>
@@ -494,20 +1637,45 @@
               <w:rPr>
                 <w:rFonts w:ascii="宋体" w:hAnsi="宋体" w:eastAsia="宋体"/>
                 <w:b w:val="0"/>
+                <w:color w:val="111827"/>
                 <w:sz w:val="21"/>
               </w:rPr>
-              <w:t>3</w:t>
+              <w:t>专业必修</w:t>
+            </w:r>
+          </w:p>
+        </w:tc>
+      </w:tr>
+      <w:tr>
+        <w:trPr>
+          <w:cantSplit/>
+        </w:trPr>
+        <w:tc>
+          <w:tcPr>
+            <w:tcW w:type="dxa" w:w="2828"/>
+          </w:tcPr>
+          <w:p>
+            <w:pPr>
+              <w:spacing w:before="0" w:after="0" w:line="276" w:lineRule="auto"/>
+            </w:pPr>
+            <w:r/>
+            <w:r>
+              <w:rPr>
+                <w:rFonts w:ascii="宋体" w:hAnsi="宋体" w:eastAsia="宋体"/>
+                <w:b w:val="0"/>
+                <w:color w:val="111827"/>
+                <w:sz w:val="21"/>
+              </w:rPr>
+              <w:t>数据库系统</w:t>
             </w:r>
           </w:p>
         </w:tc>
         <w:tc>
           <w:tcPr>
-            <w:tcW w:type="dxa" w:w="1701"/>
-            <w:vAlign w:val="center"/>
+            <w:tcW w:type="dxa" w:w="1107"/>
           </w:tcPr>
           <w:p>
             <w:pPr>
-              <w:spacing w:line="300" w:lineRule="auto"/>
+              <w:spacing w:before="0" w:after="0" w:line="276" w:lineRule="auto"/>
               <w:jc w:val="center"/>
             </w:pPr>
             <w:r/>
@@ -515,22 +1683,20 @@
               <w:rPr>
                 <w:rFonts w:ascii="宋体" w:hAnsi="宋体" w:eastAsia="宋体"/>
                 <w:b w:val="0"/>
+                <w:color w:val="111827"/>
                 <w:sz w:val="21"/>
               </w:rPr>
-              <w:t>93</w:t>
+              <w:t>3.0</w:t>
             </w:r>
           </w:p>
         </w:tc>
-      </w:tr>
-      <w:tr>
         <w:tc>
           <w:tcPr>
-            <w:tcW w:type="dxa" w:w="4535"/>
-            <w:vAlign w:val="center"/>
+            <w:tcW w:type="dxa" w:w="1107"/>
           </w:tcPr>
           <w:p>
             <w:pPr>
-              <w:spacing w:line="300" w:lineRule="auto"/>
+              <w:spacing w:before="0" w:after="0" w:line="276" w:lineRule="auto"/>
               <w:jc w:val="center"/>
             </w:pPr>
             <w:r/>
@@ -538,20 +1704,20 @@
               <w:rPr>
                 <w:rFonts w:ascii="宋体" w:hAnsi="宋体" w:eastAsia="宋体"/>
                 <w:b w:val="0"/>
+                <w:color w:val="111827"/>
                 <w:sz w:val="21"/>
               </w:rPr>
-              <w:t>计算机组成原理</w:t>
+              <w:t>93</w:t>
             </w:r>
           </w:p>
         </w:tc>
         <w:tc>
           <w:tcPr>
-            <w:tcW w:type="dxa" w:w="1701"/>
-            <w:vAlign w:val="center"/>
+            <w:tcW w:type="dxa" w:w="1845"/>
           </w:tcPr>
           <w:p>
             <w:pPr>
-              <w:spacing w:line="300" w:lineRule="auto"/>
+              <w:spacing w:before="0" w:after="0" w:line="276" w:lineRule="auto"/>
               <w:jc w:val="center"/>
             </w:pPr>
             <w:r/>
@@ -559,20 +1725,20 @@
               <w:rPr>
                 <w:rFonts w:ascii="宋体" w:hAnsi="宋体" w:eastAsia="宋体"/>
                 <w:b w:val="0"/>
+                <w:color w:val="111827"/>
                 <w:sz w:val="21"/>
               </w:rPr>
-              <w:t>4</w:t>
+              <w:t>4 / 126</w:t>
             </w:r>
           </w:p>
         </w:tc>
         <w:tc>
           <w:tcPr>
-            <w:tcW w:type="dxa" w:w="1701"/>
-            <w:vAlign w:val="center"/>
+            <w:tcW w:type="dxa" w:w="1845"/>
           </w:tcPr>
           <w:p>
             <w:pPr>
-              <w:spacing w:line="300" w:lineRule="auto"/>
+              <w:spacing w:before="0" w:after="0" w:line="276" w:lineRule="auto"/>
               <w:jc w:val="center"/>
             </w:pPr>
             <w:r/>
@@ -580,238 +1746,1535 @@
               <w:rPr>
                 <w:rFonts w:ascii="宋体" w:hAnsi="宋体" w:eastAsia="宋体"/>
                 <w:b w:val="0"/>
+                <w:color w:val="111827"/>
                 <w:sz w:val="21"/>
               </w:rPr>
-              <w:t>90</w:t>
+              <w:t>专业必修</w:t>
+            </w:r>
+          </w:p>
+        </w:tc>
+      </w:tr>
+      <w:tr>
+        <w:trPr>
+          <w:cantSplit/>
+        </w:trPr>
+        <w:tc>
+          <w:tcPr>
+            <w:tcW w:type="dxa" w:w="2828"/>
+          </w:tcPr>
+          <w:p>
+            <w:pPr>
+              <w:spacing w:before="0" w:after="0" w:line="276" w:lineRule="auto"/>
+            </w:pPr>
+            <w:r/>
+            <w:r>
+              <w:rPr>
+                <w:rFonts w:ascii="宋体" w:hAnsi="宋体" w:eastAsia="宋体"/>
+                <w:b w:val="0"/>
+                <w:color w:val="111827"/>
+                <w:sz w:val="21"/>
+              </w:rPr>
+              <w:t>大学英语（四）</w:t>
+            </w:r>
+          </w:p>
+        </w:tc>
+        <w:tc>
+          <w:tcPr>
+            <w:tcW w:type="dxa" w:w="1107"/>
+          </w:tcPr>
+          <w:p>
+            <w:pPr>
+              <w:spacing w:before="0" w:after="0" w:line="276" w:lineRule="auto"/>
+              <w:jc w:val="center"/>
+            </w:pPr>
+            <w:r/>
+            <w:r>
+              <w:rPr>
+                <w:rFonts w:ascii="宋体" w:hAnsi="宋体" w:eastAsia="宋体"/>
+                <w:b w:val="0"/>
+                <w:color w:val="111827"/>
+                <w:sz w:val="21"/>
+              </w:rPr>
+              <w:t>2.0</w:t>
+            </w:r>
+          </w:p>
+        </w:tc>
+        <w:tc>
+          <w:tcPr>
+            <w:tcW w:type="dxa" w:w="1107"/>
+          </w:tcPr>
+          <w:p>
+            <w:pPr>
+              <w:spacing w:before="0" w:after="0" w:line="276" w:lineRule="auto"/>
+              <w:jc w:val="center"/>
+            </w:pPr>
+            <w:r/>
+            <w:r>
+              <w:rPr>
+                <w:rFonts w:ascii="宋体" w:hAnsi="宋体" w:eastAsia="宋体"/>
+                <w:b w:val="0"/>
+                <w:color w:val="111827"/>
+                <w:sz w:val="21"/>
+              </w:rPr>
+              <w:t>91</w:t>
+            </w:r>
+          </w:p>
+        </w:tc>
+        <w:tc>
+          <w:tcPr>
+            <w:tcW w:type="dxa" w:w="1845"/>
+          </w:tcPr>
+          <w:p>
+            <w:pPr>
+              <w:spacing w:before="0" w:after="0" w:line="276" w:lineRule="auto"/>
+              <w:jc w:val="center"/>
+            </w:pPr>
+            <w:r/>
+            <w:r>
+              <w:rPr>
+                <w:rFonts w:ascii="宋体" w:hAnsi="宋体" w:eastAsia="宋体"/>
+                <w:b w:val="0"/>
+                <w:color w:val="111827"/>
+                <w:sz w:val="21"/>
+              </w:rPr>
+              <w:t>9 / 126</w:t>
+            </w:r>
+          </w:p>
+        </w:tc>
+        <w:tc>
+          <w:tcPr>
+            <w:tcW w:type="dxa" w:w="1845"/>
+          </w:tcPr>
+          <w:p>
+            <w:pPr>
+              <w:spacing w:before="0" w:after="0" w:line="276" w:lineRule="auto"/>
+              <w:jc w:val="center"/>
+            </w:pPr>
+            <w:r/>
+            <w:r>
+              <w:rPr>
+                <w:rFonts w:ascii="宋体" w:hAnsi="宋体" w:eastAsia="宋体"/>
+                <w:b w:val="0"/>
+                <w:color w:val="111827"/>
+                <w:sz w:val="21"/>
+              </w:rPr>
+              <w:t>通识必修</w:t>
             </w:r>
           </w:p>
         </w:tc>
       </w:tr>
     </w:tbl>
-    <w:p/>
     <w:p>
       <w:pPr>
-        <w:spacing w:line="360" w:lineRule="auto" w:before="0" w:after="0"/>
-        <w:ind w:firstLine="480"/>
-        <w:jc w:val="left"/>
+        <w:spacing w:before="0" w:after="0" w:line="240" w:lineRule="exact"/>
       </w:pPr>
       <w:r>
         <w:rPr>
           <w:rFonts w:ascii="宋体" w:hAnsi="宋体" w:eastAsia="宋体"/>
           <w:b w:val="0"/>
-          <w:sz w:val="24"/>
+          <w:color w:val="111827"/>
+          <w:sz w:val="16"/>
         </w:rPr>
-        <w:t>高等数学 95、数据结构 92、操作系统 94，专业核心课平均 93 分，全部 90+。CET-4 568 分、CET-6 542 分，能熟练阅读英文文献；计算机二级 C 语言（优秀）、三级数据库技术。学习上注重课前预习与课后总结，建立知识体系；遇到问题主动与老师、同学讨论。</w:t>
       </w:r>
     </w:p>
     <w:p>
       <w:pPr>
-        <w:spacing w:line="360" w:lineRule="auto" w:before="120" w:after="60"/>
+        <w:spacing w:before="0" w:after="120" w:lineRule="auto" w:line="360"/>
         <w:ind w:firstLine="480"/>
-        <w:jc w:val="left"/>
+      </w:pPr>
+      <w:r>
+        <w:rPr>
+          <w:rFonts w:ascii="宋体" w:hAnsi="宋体" w:eastAsia="宋体"/>
+          <w:b w:val="0"/>
+          <w:color w:val="111827"/>
+          <w:sz w:val="24"/>
+        </w:rPr>
+        <w:t>八门课合计 26.5 学分，加权均分 94.8，其中四门单科排名进入前 5。有两门课成绩不是最高（计算机网络 92、大学英语 91），原因分别是实验报告扣分偏多与写作部分失分，已在总结里做过归因。</w:t>
+      </w:r>
+    </w:p>
+    <w:p>
+      <w:pPr>
+        <w:keepNext/>
+        <w:keepLines/>
+        <w:spacing w:before="360" w:after="160" w:line="360" w:lineRule="auto"/>
       </w:pPr>
       <w:r>
         <w:rPr>
           <w:rFonts w:ascii="黑体" w:hAnsi="黑体" w:eastAsia="黑体"/>
           <w:b/>
-          <w:sz w:val="24"/>
+          <w:color w:val="111827"/>
+          <w:sz w:val="30"/>
         </w:rPr>
-        <w:t>三、科研与实践方面</w:t>
+        <w:t>二、成长历程</w:t>
       </w:r>
     </w:p>
     <w:p>
       <w:pPr>
-        <w:spacing w:line="360" w:lineRule="auto" w:before="0" w:after="0"/>
+        <w:keepNext/>
+        <w:keepLines/>
+        <w:spacing w:before="0" w:after="120" w:lineRule="auto" w:line="360"/>
         <w:ind w:firstLine="480"/>
-        <w:jc w:val="left"/>
       </w:pPr>
       <w:r>
         <w:rPr>
           <w:rFonts w:ascii="宋体" w:hAnsi="宋体" w:eastAsia="宋体"/>
           <w:b w:val="0"/>
+          <w:color w:val="111827"/>
           <w:sz w:val="24"/>
         </w:rPr>
-        <w:t>主持《分布式光伏故障智能诊断系统》（国家级大创项目），2024.03-2025.03，发表中文核心论文 1 篇，申请发明专利 1 项，项目结题评估优秀。</w:t>
+        <w:t>从入学时的专业第三，到稳定在前 1.6%，三年间在学业、科研、竞赛三条线上同步推进。主要节点如下：</w:t>
       </w:r>
     </w:p>
     <w:p>
       <w:pPr>
-        <w:spacing w:line="360" w:lineRule="auto" w:before="0" w:after="0"/>
-        <w:ind w:firstLine="480"/>
-        <w:jc w:val="left"/>
+        <w:keepNext/>
+        <w:keepLines/>
+        <w:spacing w:before="200" w:after="80"/>
+        <w:jc w:val="center"/>
+      </w:pPr>
+      <w:r>
+        <w:drawing>
+          <wp:inline xmlns:a="http://schemas.openxmlformats.org/drawingml/2006/main" xmlns:pic="http://schemas.openxmlformats.org/drawingml/2006/picture">
+            <wp:extent cx="5472000" cy="1778931"/>
+            <wp:docPr id="2" name="Picture 2"/>
+            <wp:cNvGraphicFramePr>
+              <a:graphicFrameLocks noChangeAspect="1"/>
+            </wp:cNvGraphicFramePr>
+            <a:graphic>
+              <a:graphicData uri="http://schemas.openxmlformats.org/drawingml/2006/picture">
+                <pic:pic>
+                  <pic:nvPicPr>
+                    <pic:cNvPr id="0" name="09_timeline.png"/>
+                    <pic:cNvPicPr/>
+                  </pic:nvPicPr>
+                  <pic:blipFill>
+                    <a:blip r:embed="rId10"/>
+                    <a:stretch>
+                      <a:fillRect/>
+                    </a:stretch>
+                  </pic:blipFill>
+                  <pic:spPr>
+                    <a:xfrm>
+                      <a:off x="0" y="0"/>
+                      <a:ext cx="5472000" cy="1778931"/>
+                    </a:xfrm>
+                    <a:prstGeom prst="rect"/>
+                  </pic:spPr>
+                </pic:pic>
+              </a:graphicData>
+            </a:graphic>
+          </wp:inline>
+        </w:drawing>
+      </w:r>
+    </w:p>
+    <w:p>
+      <w:pPr>
+        <w:keepLines/>
+        <w:spacing w:before="0" w:after="280"/>
+        <w:jc w:val="center"/>
       </w:pPr>
       <w:r>
         <w:rPr>
           <w:rFonts w:ascii="宋体" w:hAnsi="宋体" w:eastAsia="宋体"/>
           <w:b w:val="0"/>
-          <w:sz w:val="24"/>
+          <w:color w:val="6B7280"/>
+          <w:sz w:val="21"/>
         </w:rPr>
-        <w:t>以第一作者在《计算机应用》（中文核心）发表论文《基于对比学习的法律问答系统》，2025.03 见刊；以第二作者在《EMNLP 2024》（CCF-B 类会议）发表论文《A Contrastive Learning Approach for Legal QA》，2024.11 见刊。</w:t>
+        <w:t>图 2　本科阶段主要成果时间轴</w:t>
       </w:r>
     </w:p>
     <w:p>
       <w:pPr>
-        <w:spacing w:line="360" w:lineRule="auto" w:before="0" w:after="0"/>
+        <w:spacing w:before="0" w:after="120" w:lineRule="auto" w:line="360"/>
         <w:ind w:firstLine="480"/>
-        <w:jc w:val="left"/>
       </w:pPr>
       <w:r>
         <w:rPr>
           <w:rFonts w:ascii="宋体" w:hAnsi="宋体" w:eastAsia="宋体"/>
           <w:b w:val="0"/>
+          <w:color w:val="111827"/>
           <w:sz w:val="24"/>
         </w:rPr>
-        <w:t>学科竞赛方面，2025.05 全国大学生数学建模竞赛 国家二等奖（队长，负责整体建模与论文主笔）；2024.11 中国大学生计算机设计大赛 省级一等奖（核心成员，负责前端开发）；2024.05 全国大学生英语竞赛 三等奖（个人参赛）。</w:t>
+        <w:t>三年里我做过的最有价值的决定，是大二时主动去找张老师进实验室。当时我的成绩已经不错，完全可以继续待在「刷绩点」的安全区里。但我知道那样下去，毕业时我只会考试，不会做事。</w:t>
       </w:r>
     </w:p>
     <w:p>
       <w:pPr>
-        <w:spacing w:line="360" w:lineRule="auto" w:before="0" w:after="0"/>
+        <w:keepNext/>
+        <w:keepLines/>
+        <w:spacing w:before="360" w:after="160" w:line="360" w:lineRule="auto"/>
+      </w:pPr>
+      <w:r>
+        <w:rPr>
+          <w:rFonts w:ascii="黑体" w:hAnsi="黑体" w:eastAsia="黑体"/>
+          <w:b/>
+          <w:color w:val="111827"/>
+          <w:sz w:val="30"/>
+        </w:rPr>
+        <w:t>三、科研成果与学科竞赛</w:t>
+      </w:r>
+    </w:p>
+    <w:p>
+      <w:pPr>
+        <w:spacing w:before="0" w:after="120" w:lineRule="auto" w:line="360"/>
         <w:ind w:firstLine="480"/>
-        <w:jc w:val="left"/>
       </w:pPr>
       <w:r>
         <w:rPr>
           <w:rFonts w:ascii="宋体" w:hAnsi="宋体" w:eastAsia="宋体"/>
           <w:b w:val="0"/>
+          <w:color w:val="111827"/>
           <w:sz w:val="24"/>
         </w:rPr>
-        <w:t>担任学院学生会主席（2024.09-2025.06），主要工作：组织学院迎新晚会、运动会等大型活动 8 场，累计参与 2000+ 人次；牵头建立学院学生服务平台，覆盖学习辅导、心理咨询、就业指导 3 大模块；推动学院学生会获评 2024 年度'校级优秀学生组织'。累计志愿服务时长 120 小时：参与三下乡 2 次（2024.07、2025.07），累计支教 16 课时；担任图书馆管理员（2024.09-2025.06，每月 8 小时）；组织班级'一对一'帮扶活动，服务同学 30 余人次。</w:t>
+        <w:t>以第二作者身份在 SCI 四区期刊发表论文 1 篇，主题为动态环境下的路径规划；主持校级大创项目 1 项并顺利结题；获全国大学生数学建模竞赛省一等奖、超聚变黑客松全国 35 强等竞赛奖项 5 项。</w:t>
+      </w:r>
+    </w:p>
+    <w:tbl>
+      <w:tblPr>
+        <w:tblStyle w:val="TableGrid"/>
+        <w:tblW w:type="auto" w:w="0"/>
+        <w:jc w:val="center"/>
+        <w:tblLayout w:type="fixed"/>
+        <w:tblLook w:firstColumn="1" w:firstRow="1" w:lastColumn="0" w:lastRow="0" w:noHBand="0" w:noVBand="1" w:val="04A0"/>
+        <w:tblLayout w:type="fixed"/>
+        <w:tblCellMar>
+          <w:top w:w="50" w:type="dxa"/>
+          <w:bottom w:w="50" w:type="dxa"/>
+          <w:left w:w="100" w:type="dxa"/>
+          <w:right w:w="100" w:type="dxa"/>
+        </w:tblCellMar>
+      </w:tblPr>
+      <w:tblGrid>
+        <w:gridCol w:w="1624"/>
+        <w:gridCol w:w="4162"/>
+        <w:gridCol w:w="1523"/>
+        <w:gridCol w:w="1421"/>
+      </w:tblGrid>
+      <w:tr>
+        <w:trPr>
+          <w:tblHeader/>
+          <w:cantSplit/>
+        </w:trPr>
+        <w:tc>
+          <w:tcPr>
+            <w:tcW w:type="dxa" w:w="1624"/>
+          </w:tcPr>
+          <w:p>
+            <w:pPr>
+              <w:spacing w:before="0" w:after="0"/>
+              <w:jc w:val="center"/>
+            </w:pPr>
+            <w:r/>
+            <w:r>
+              <w:rPr>
+                <w:rFonts w:ascii="黑体" w:hAnsi="黑体" w:eastAsia="黑体"/>
+                <w:b/>
+                <w:color w:val="111827"/>
+                <w:sz w:val="21"/>
+              </w:rPr>
+              <w:t>成果类型</w:t>
+            </w:r>
+          </w:p>
+        </w:tc>
+        <w:tc>
+          <w:tcPr>
+            <w:tcW w:type="dxa" w:w="4162"/>
+          </w:tcPr>
+          <w:p>
+            <w:pPr>
+              <w:spacing w:before="0" w:after="0"/>
+              <w:jc w:val="center"/>
+            </w:pPr>
+            <w:r/>
+            <w:r>
+              <w:rPr>
+                <w:rFonts w:ascii="黑体" w:hAnsi="黑体" w:eastAsia="黑体"/>
+                <w:b/>
+                <w:color w:val="111827"/>
+                <w:sz w:val="21"/>
+              </w:rPr>
+              <w:t>名称</w:t>
+            </w:r>
+          </w:p>
+        </w:tc>
+        <w:tc>
+          <w:tcPr>
+            <w:tcW w:type="dxa" w:w="1523"/>
+          </w:tcPr>
+          <w:p>
+            <w:pPr>
+              <w:spacing w:before="0" w:after="0"/>
+              <w:jc w:val="center"/>
+            </w:pPr>
+            <w:r/>
+            <w:r>
+              <w:rPr>
+                <w:rFonts w:ascii="黑体" w:hAnsi="黑体" w:eastAsia="黑体"/>
+                <w:b/>
+                <w:color w:val="111827"/>
+                <w:sz w:val="21"/>
+              </w:rPr>
+              <w:t>本人排序</w:t>
+            </w:r>
+          </w:p>
+        </w:tc>
+        <w:tc>
+          <w:tcPr>
+            <w:tcW w:type="dxa" w:w="1421"/>
+          </w:tcPr>
+          <w:p>
+            <w:pPr>
+              <w:spacing w:before="0" w:after="0"/>
+              <w:jc w:val="center"/>
+            </w:pPr>
+            <w:r/>
+            <w:r>
+              <w:rPr>
+                <w:rFonts w:ascii="黑体" w:hAnsi="黑体" w:eastAsia="黑体"/>
+                <w:b/>
+                <w:color w:val="111827"/>
+                <w:sz w:val="21"/>
+              </w:rPr>
+              <w:t>时间</w:t>
+            </w:r>
+          </w:p>
+        </w:tc>
+      </w:tr>
+      <w:tr>
+        <w:trPr>
+          <w:cantSplit/>
+        </w:trPr>
+        <w:tc>
+          <w:tcPr>
+            <w:tcW w:type="dxa" w:w="1624"/>
+          </w:tcPr>
+          <w:p>
+            <w:pPr>
+              <w:spacing w:before="0" w:after="0" w:line="276" w:lineRule="auto"/>
+            </w:pPr>
+            <w:r/>
+            <w:r>
+              <w:rPr>
+                <w:rFonts w:ascii="宋体" w:hAnsi="宋体" w:eastAsia="宋体"/>
+                <w:b w:val="0"/>
+                <w:color w:val="111827"/>
+                <w:sz w:val="21"/>
+              </w:rPr>
+              <w:t>学术论文</w:t>
+            </w:r>
+          </w:p>
+        </w:tc>
+        <w:tc>
+          <w:tcPr>
+            <w:tcW w:type="dxa" w:w="4162"/>
+          </w:tcPr>
+          <w:p>
+            <w:pPr>
+              <w:spacing w:before="0" w:after="0" w:line="276" w:lineRule="auto"/>
+              <w:jc w:val="center"/>
+            </w:pPr>
+            <w:r/>
+            <w:r>
+              <w:rPr>
+                <w:rFonts w:ascii="宋体" w:hAnsi="宋体" w:eastAsia="宋体"/>
+                <w:b w:val="0"/>
+                <w:color w:val="111827"/>
+                <w:sz w:val="21"/>
+              </w:rPr>
+              <w:t>Dynamic Path Planning for UAV（SCI 四区）</w:t>
+            </w:r>
+          </w:p>
+        </w:tc>
+        <w:tc>
+          <w:tcPr>
+            <w:tcW w:type="dxa" w:w="1523"/>
+          </w:tcPr>
+          <w:p>
+            <w:pPr>
+              <w:spacing w:before="0" w:after="0" w:line="276" w:lineRule="auto"/>
+              <w:jc w:val="center"/>
+            </w:pPr>
+            <w:r/>
+            <w:r>
+              <w:rPr>
+                <w:rFonts w:ascii="宋体" w:hAnsi="宋体" w:eastAsia="宋体"/>
+                <w:b w:val="0"/>
+                <w:color w:val="111827"/>
+                <w:sz w:val="21"/>
+              </w:rPr>
+              <w:t>第二作者</w:t>
+            </w:r>
+          </w:p>
+        </w:tc>
+        <w:tc>
+          <w:tcPr>
+            <w:tcW w:type="dxa" w:w="1421"/>
+          </w:tcPr>
+          <w:p>
+            <w:pPr>
+              <w:spacing w:before="0" w:after="0" w:line="276" w:lineRule="auto"/>
+              <w:jc w:val="center"/>
+            </w:pPr>
+            <w:r/>
+            <w:r>
+              <w:rPr>
+                <w:rFonts w:ascii="宋体" w:hAnsi="宋体" w:eastAsia="宋体"/>
+                <w:b w:val="0"/>
+                <w:color w:val="111827"/>
+                <w:sz w:val="21"/>
+              </w:rPr>
+              <w:t>2025.04</w:t>
+            </w:r>
+          </w:p>
+        </w:tc>
+      </w:tr>
+      <w:tr>
+        <w:trPr>
+          <w:cantSplit/>
+        </w:trPr>
+        <w:tc>
+          <w:tcPr>
+            <w:tcW w:type="dxa" w:w="1624"/>
+          </w:tcPr>
+          <w:p>
+            <w:pPr>
+              <w:spacing w:before="0" w:after="0" w:line="276" w:lineRule="auto"/>
+            </w:pPr>
+            <w:r/>
+            <w:r>
+              <w:rPr>
+                <w:rFonts w:ascii="宋体" w:hAnsi="宋体" w:eastAsia="宋体"/>
+                <w:b w:val="0"/>
+                <w:color w:val="111827"/>
+                <w:sz w:val="21"/>
+              </w:rPr>
+              <w:t>科研项目</w:t>
+            </w:r>
+          </w:p>
+        </w:tc>
+        <w:tc>
+          <w:tcPr>
+            <w:tcW w:type="dxa" w:w="4162"/>
+          </w:tcPr>
+          <w:p>
+            <w:pPr>
+              <w:spacing w:before="0" w:after="0" w:line="276" w:lineRule="auto"/>
+              <w:jc w:val="center"/>
+            </w:pPr>
+            <w:r/>
+            <w:r>
+              <w:rPr>
+                <w:rFonts w:ascii="宋体" w:hAnsi="宋体" w:eastAsia="宋体"/>
+                <w:b w:val="0"/>
+                <w:color w:val="111827"/>
+                <w:sz w:val="21"/>
+              </w:rPr>
+              <w:t>校级大创·无人机路径规划（负责人）</w:t>
+            </w:r>
+          </w:p>
+        </w:tc>
+        <w:tc>
+          <w:tcPr>
+            <w:tcW w:type="dxa" w:w="1523"/>
+          </w:tcPr>
+          <w:p>
+            <w:pPr>
+              <w:spacing w:before="0" w:after="0" w:line="276" w:lineRule="auto"/>
+              <w:jc w:val="center"/>
+            </w:pPr>
+            <w:r/>
+            <w:r>
+              <w:rPr>
+                <w:rFonts w:ascii="宋体" w:hAnsi="宋体" w:eastAsia="宋体"/>
+                <w:b w:val="0"/>
+                <w:color w:val="111827"/>
+                <w:sz w:val="21"/>
+              </w:rPr>
+              <w:t>第一</w:t>
+            </w:r>
+          </w:p>
+        </w:tc>
+        <w:tc>
+          <w:tcPr>
+            <w:tcW w:type="dxa" w:w="1421"/>
+          </w:tcPr>
+          <w:p>
+            <w:pPr>
+              <w:spacing w:before="0" w:after="0" w:line="276" w:lineRule="auto"/>
+              <w:jc w:val="center"/>
+            </w:pPr>
+            <w:r/>
+            <w:r>
+              <w:rPr>
+                <w:rFonts w:ascii="宋体" w:hAnsi="宋体" w:eastAsia="宋体"/>
+                <w:b w:val="0"/>
+                <w:color w:val="111827"/>
+                <w:sz w:val="21"/>
+              </w:rPr>
+              <w:t>2024.05</w:t>
+            </w:r>
+          </w:p>
+        </w:tc>
+      </w:tr>
+      <w:tr>
+        <w:trPr>
+          <w:cantSplit/>
+        </w:trPr>
+        <w:tc>
+          <w:tcPr>
+            <w:tcW w:type="dxa" w:w="1624"/>
+          </w:tcPr>
+          <w:p>
+            <w:pPr>
+              <w:spacing w:before="0" w:after="0" w:line="276" w:lineRule="auto"/>
+            </w:pPr>
+            <w:r/>
+            <w:r>
+              <w:rPr>
+                <w:rFonts w:ascii="宋体" w:hAnsi="宋体" w:eastAsia="宋体"/>
+                <w:b w:val="0"/>
+                <w:color w:val="111827"/>
+                <w:sz w:val="21"/>
+              </w:rPr>
+              <w:t>学科竞赛</w:t>
+            </w:r>
+          </w:p>
+        </w:tc>
+        <w:tc>
+          <w:tcPr>
+            <w:tcW w:type="dxa" w:w="4162"/>
+          </w:tcPr>
+          <w:p>
+            <w:pPr>
+              <w:spacing w:before="0" w:after="0" w:line="276" w:lineRule="auto"/>
+              <w:jc w:val="center"/>
+            </w:pPr>
+            <w:r/>
+            <w:r>
+              <w:rPr>
+                <w:rFonts w:ascii="宋体" w:hAnsi="宋体" w:eastAsia="宋体"/>
+                <w:b w:val="0"/>
+                <w:color w:val="111827"/>
+                <w:sz w:val="21"/>
+              </w:rPr>
+              <w:t>全国大学生数学建模竞赛 省一等奖</w:t>
+            </w:r>
+          </w:p>
+        </w:tc>
+        <w:tc>
+          <w:tcPr>
+            <w:tcW w:type="dxa" w:w="1523"/>
+          </w:tcPr>
+          <w:p>
+            <w:pPr>
+              <w:spacing w:before="0" w:after="0" w:line="276" w:lineRule="auto"/>
+              <w:jc w:val="center"/>
+            </w:pPr>
+            <w:r/>
+            <w:r>
+              <w:rPr>
+                <w:rFonts w:ascii="宋体" w:hAnsi="宋体" w:eastAsia="宋体"/>
+                <w:b w:val="0"/>
+                <w:color w:val="111827"/>
+                <w:sz w:val="21"/>
+              </w:rPr>
+              <w:t>队长</w:t>
+            </w:r>
+          </w:p>
+        </w:tc>
+        <w:tc>
+          <w:tcPr>
+            <w:tcW w:type="dxa" w:w="1421"/>
+          </w:tcPr>
+          <w:p>
+            <w:pPr>
+              <w:spacing w:before="0" w:after="0" w:line="276" w:lineRule="auto"/>
+              <w:jc w:val="center"/>
+            </w:pPr>
+            <w:r/>
+            <w:r>
+              <w:rPr>
+                <w:rFonts w:ascii="宋体" w:hAnsi="宋体" w:eastAsia="宋体"/>
+                <w:b w:val="0"/>
+                <w:color w:val="111827"/>
+                <w:sz w:val="21"/>
+              </w:rPr>
+              <w:t>2024.11</w:t>
+            </w:r>
+          </w:p>
+        </w:tc>
+      </w:tr>
+      <w:tr>
+        <w:trPr>
+          <w:cantSplit/>
+        </w:trPr>
+        <w:tc>
+          <w:tcPr>
+            <w:tcW w:type="dxa" w:w="1624"/>
+          </w:tcPr>
+          <w:p>
+            <w:pPr>
+              <w:spacing w:before="0" w:after="0" w:line="276" w:lineRule="auto"/>
+            </w:pPr>
+            <w:r/>
+            <w:r>
+              <w:rPr>
+                <w:rFonts w:ascii="宋体" w:hAnsi="宋体" w:eastAsia="宋体"/>
+                <w:b w:val="0"/>
+                <w:color w:val="111827"/>
+                <w:sz w:val="21"/>
+              </w:rPr>
+              <w:t>学科竞赛</w:t>
+            </w:r>
+          </w:p>
+        </w:tc>
+        <w:tc>
+          <w:tcPr>
+            <w:tcW w:type="dxa" w:w="4162"/>
+          </w:tcPr>
+          <w:p>
+            <w:pPr>
+              <w:spacing w:before="0" w:after="0" w:line="276" w:lineRule="auto"/>
+              <w:jc w:val="center"/>
+            </w:pPr>
+            <w:r/>
+            <w:r>
+              <w:rPr>
+                <w:rFonts w:ascii="宋体" w:hAnsi="宋体" w:eastAsia="宋体"/>
+                <w:b w:val="0"/>
+                <w:color w:val="111827"/>
+                <w:sz w:val="21"/>
+              </w:rPr>
+              <w:t>超聚变黑客松 全国 35 强</w:t>
+            </w:r>
+          </w:p>
+        </w:tc>
+        <w:tc>
+          <w:tcPr>
+            <w:tcW w:type="dxa" w:w="1523"/>
+          </w:tcPr>
+          <w:p>
+            <w:pPr>
+              <w:spacing w:before="0" w:after="0" w:line="276" w:lineRule="auto"/>
+              <w:jc w:val="center"/>
+            </w:pPr>
+            <w:r/>
+            <w:r>
+              <w:rPr>
+                <w:rFonts w:ascii="宋体" w:hAnsi="宋体" w:eastAsia="宋体"/>
+                <w:b w:val="0"/>
+                <w:color w:val="111827"/>
+                <w:sz w:val="21"/>
+              </w:rPr>
+              <w:t>核心成员</w:t>
+            </w:r>
+          </w:p>
+        </w:tc>
+        <w:tc>
+          <w:tcPr>
+            <w:tcW w:type="dxa" w:w="1421"/>
+          </w:tcPr>
+          <w:p>
+            <w:pPr>
+              <w:spacing w:before="0" w:after="0" w:line="276" w:lineRule="auto"/>
+              <w:jc w:val="center"/>
+            </w:pPr>
+            <w:r/>
+            <w:r>
+              <w:rPr>
+                <w:rFonts w:ascii="宋体" w:hAnsi="宋体" w:eastAsia="宋体"/>
+                <w:b w:val="0"/>
+                <w:color w:val="111827"/>
+                <w:sz w:val="21"/>
+              </w:rPr>
+              <w:t>2025.08</w:t>
+            </w:r>
+          </w:p>
+        </w:tc>
+      </w:tr>
+      <w:tr>
+        <w:trPr>
+          <w:cantSplit/>
+        </w:trPr>
+        <w:tc>
+          <w:tcPr>
+            <w:tcW w:type="dxa" w:w="1624"/>
+          </w:tcPr>
+          <w:p>
+            <w:pPr>
+              <w:spacing w:before="0" w:after="0" w:line="276" w:lineRule="auto"/>
+            </w:pPr>
+            <w:r/>
+            <w:r>
+              <w:rPr>
+                <w:rFonts w:ascii="宋体" w:hAnsi="宋体" w:eastAsia="宋体"/>
+                <w:b w:val="0"/>
+                <w:color w:val="111827"/>
+                <w:sz w:val="21"/>
+              </w:rPr>
+              <w:t>知识产权</w:t>
+            </w:r>
+          </w:p>
+        </w:tc>
+        <w:tc>
+          <w:tcPr>
+            <w:tcW w:type="dxa" w:w="4162"/>
+          </w:tcPr>
+          <w:p>
+            <w:pPr>
+              <w:spacing w:before="0" w:after="0" w:line="276" w:lineRule="auto"/>
+              <w:jc w:val="center"/>
+            </w:pPr>
+            <w:r/>
+            <w:r>
+              <w:rPr>
+                <w:rFonts w:ascii="宋体" w:hAnsi="宋体" w:eastAsia="宋体"/>
+                <w:b w:val="0"/>
+                <w:color w:val="111827"/>
+                <w:sz w:val="21"/>
+              </w:rPr>
+              <w:t>软件著作权 1 项</w:t>
+            </w:r>
+          </w:p>
+        </w:tc>
+        <w:tc>
+          <w:tcPr>
+            <w:tcW w:type="dxa" w:w="1523"/>
+          </w:tcPr>
+          <w:p>
+            <w:pPr>
+              <w:spacing w:before="0" w:after="0" w:line="276" w:lineRule="auto"/>
+              <w:jc w:val="center"/>
+            </w:pPr>
+            <w:r/>
+            <w:r>
+              <w:rPr>
+                <w:rFonts w:ascii="宋体" w:hAnsi="宋体" w:eastAsia="宋体"/>
+                <w:b w:val="0"/>
+                <w:color w:val="111827"/>
+                <w:sz w:val="21"/>
+              </w:rPr>
+              <w:t>第一</w:t>
+            </w:r>
+          </w:p>
+        </w:tc>
+        <w:tc>
+          <w:tcPr>
+            <w:tcW w:type="dxa" w:w="1421"/>
+          </w:tcPr>
+          <w:p>
+            <w:pPr>
+              <w:spacing w:before="0" w:after="0" w:line="276" w:lineRule="auto"/>
+              <w:jc w:val="center"/>
+            </w:pPr>
+            <w:r/>
+            <w:r>
+              <w:rPr>
+                <w:rFonts w:ascii="宋体" w:hAnsi="宋体" w:eastAsia="宋体"/>
+                <w:b w:val="0"/>
+                <w:color w:val="111827"/>
+                <w:sz w:val="21"/>
+              </w:rPr>
+              <w:t>2025.10</w:t>
+            </w:r>
+          </w:p>
+        </w:tc>
+      </w:tr>
+    </w:tbl>
+    <w:p>
+      <w:pPr>
+        <w:spacing w:before="0" w:after="0" w:line="240" w:lineRule="exact"/>
+      </w:pPr>
+      <w:r>
+        <w:rPr>
+          <w:rFonts w:ascii="宋体" w:hAnsi="宋体" w:eastAsia="宋体"/>
+          <w:b w:val="0"/>
+          <w:color w:val="111827"/>
+          <w:sz w:val="16"/>
+        </w:rPr>
       </w:r>
     </w:p>
     <w:p>
       <w:pPr>
-        <w:spacing w:line="360" w:lineRule="auto" w:before="120" w:after="60"/>
+        <w:spacing w:before="0" w:after="120" w:lineRule="auto" w:line="360"/>
         <w:ind w:firstLine="480"/>
-        <w:jc w:val="left"/>
+      </w:pPr>
+      <w:r>
+        <w:rPr>
+          <w:rFonts w:ascii="宋体" w:hAnsi="宋体" w:eastAsia="宋体"/>
+          <w:b w:val="0"/>
+          <w:color w:val="111827"/>
+          <w:sz w:val="24"/>
+        </w:rPr>
+        <w:t>论文的选题来自一次实验失败。最初的想法是直接套用 D* Lite 做动态避障，但实验发现它在突发障碍场景下退化严重。后来改用滚动时域框架，才把成功率从 78% 提到 94%。这篇论文我负责其中的动态避障模块设计与全部实验，写作过程中修改了 11 稿。</w:t>
+      </w:r>
+    </w:p>
+    <w:p>
+      <w:pPr>
+        <w:keepNext/>
+        <w:keepLines/>
+        <w:spacing w:before="360" w:after="160" w:line="360" w:lineRule="auto"/>
       </w:pPr>
       <w:r>
         <w:rPr>
           <w:rFonts w:ascii="黑体" w:hAnsi="黑体" w:eastAsia="黑体"/>
           <w:b/>
-          <w:sz w:val="24"/>
+          <w:color w:val="111827"/>
+          <w:sz w:val="30"/>
         </w:rPr>
-        <w:t>四、生活方面</w:t>
+        <w:t>四、综合素质</w:t>
       </w:r>
     </w:p>
     <w:p>
       <w:pPr>
-        <w:spacing w:line="360" w:lineRule="auto" w:before="0" w:after="0"/>
+        <w:spacing w:before="0" w:after="120" w:lineRule="auto" w:line="360"/>
         <w:ind w:firstLine="480"/>
-        <w:jc w:val="left"/>
       </w:pPr>
       <w:r>
         <w:rPr>
           <w:rFonts w:ascii="宋体" w:hAnsi="宋体" w:eastAsia="宋体"/>
           <w:b w:val="0"/>
+          <w:color w:val="111827"/>
           <w:sz w:val="24"/>
         </w:rPr>
-        <w:t>生活中我注重勤俭节约，作息规律。担任宿舍长期间，组织宿舍 6 次集体活动，宿舍连续两学期获评'文明宿舍'。与同学相处融洽，曾帮助室友完成 1 次重要实验调试。</w:t>
+        <w:t>在专业成绩、科研训练、竞赛获奖、社会实践、学生工作、外语能力六个维度上，各项均高于同专业平均水平，其中学生工作与专业成绩优势最为明显。</w:t>
       </w:r>
     </w:p>
     <w:p>
       <w:pPr>
-        <w:spacing w:line="360" w:lineRule="auto" w:before="0" w:after="0"/>
-        <w:ind w:firstLine="480"/>
-        <w:jc w:val="left"/>
+        <w:keepNext/>
+        <w:keepLines/>
+        <w:spacing w:before="200" w:after="80"/>
+        <w:jc w:val="center"/>
+      </w:pPr>
+      <w:r>
+        <w:drawing>
+          <wp:inline xmlns:a="http://schemas.openxmlformats.org/drawingml/2006/main" xmlns:pic="http://schemas.openxmlformats.org/drawingml/2006/picture">
+            <wp:extent cx="2294199" cy="2519999"/>
+            <wp:docPr id="3" name="Picture 3"/>
+            <wp:cNvGraphicFramePr>
+              <a:graphicFrameLocks noChangeAspect="1"/>
+            </wp:cNvGraphicFramePr>
+            <a:graphic>
+              <a:graphicData uri="http://schemas.openxmlformats.org/drawingml/2006/picture">
+                <pic:pic>
+                  <pic:nvPicPr>
+                    <pic:cNvPr id="0" name="08_radar.png"/>
+                    <pic:cNvPicPr/>
+                  </pic:nvPicPr>
+                  <pic:blipFill>
+                    <a:blip r:embed="rId11"/>
+                    <a:stretch>
+                      <a:fillRect/>
+                    </a:stretch>
+                  </pic:blipFill>
+                  <pic:spPr>
+                    <a:xfrm>
+                      <a:off x="0" y="0"/>
+                      <a:ext cx="2294199" cy="2519999"/>
+                    </a:xfrm>
+                    <a:prstGeom prst="rect"/>
+                  </pic:spPr>
+                </pic:pic>
+              </a:graphicData>
+            </a:graphic>
+          </wp:inline>
+        </w:drawing>
+      </w:r>
+    </w:p>
+    <w:p>
+      <w:pPr>
+        <w:keepLines/>
+        <w:spacing w:before="0" w:after="280"/>
+        <w:jc w:val="center"/>
       </w:pPr>
       <w:r>
         <w:rPr>
           <w:rFonts w:ascii="宋体" w:hAnsi="宋体" w:eastAsia="宋体"/>
           <w:b w:val="0"/>
-          <w:sz w:val="24"/>
+          <w:color w:val="6B7280"/>
+          <w:sz w:val="21"/>
         </w:rPr>
-        <w:t>以上是我本学年的基本情况。无论结果如何，我都将以此为新的起点，继续努力学习、全面发展。恳请评审委员会予以考虑。</w:t>
+        <w:t>图 3　综合素质六维自评与同专业平均水平对比</w:t>
       </w:r>
     </w:p>
     <w:p>
       <w:pPr>
-        <w:spacing w:line="360" w:lineRule="auto" w:before="0" w:after="0"/>
+        <w:spacing w:before="0" w:after="120" w:lineRule="auto" w:line="360"/>
         <w:ind w:firstLine="480"/>
-        <w:jc w:val="left"/>
       </w:pPr>
       <w:r>
         <w:rPr>
           <w:rFonts w:ascii="宋体" w:hAnsi="宋体" w:eastAsia="宋体"/>
           <w:b w:val="0"/>
+          <w:color w:val="111827"/>
           <w:sz w:val="24"/>
         </w:rPr>
-        <w:t>此致</w:t>
+        <w:t>担任班长期间组织学风建设活动 12 场，所在班级平均分提升 4.3 分，获评校级先进班集体；担任学院科协技术部部长，主导搭建了院内竞赛培训体系。</w:t>
       </w:r>
     </w:p>
     <w:p>
       <w:pPr>
-        <w:spacing w:line="360" w:lineRule="auto" w:before="0" w:after="0"/>
-        <w:jc w:val="left"/>
+        <w:spacing w:before="0" w:after="120" w:lineRule="auto" w:line="360"/>
+        <w:ind w:firstLine="480"/>
       </w:pPr>
       <w:r>
         <w:rPr>
           <w:rFonts w:ascii="宋体" w:hAnsi="宋体" w:eastAsia="宋体"/>
           <w:b w:val="0"/>
+          <w:color w:val="111827"/>
           <w:sz w:val="24"/>
         </w:rPr>
-        <w:t>敬礼！</w:t>
+        <w:t>学生工作对我的意义不在于履历。担任班长之前，我一直觉得成绩好就够了；真正组织过 12 场学风建设活动之后才发现，把一个班级的平均分拉高 4.3 分，比我自己多考 4 分难得多——前者需要理解每个人的具体困难，而不是只管自己。</w:t>
       </w:r>
     </w:p>
-    <w:p/>
     <w:p>
       <w:pPr>
-        <w:spacing w:line="360" w:lineRule="auto" w:before="0" w:after="0"/>
-        <w:jc w:val="right"/>
+        <w:keepNext/>
+        <w:keepLines/>
+        <w:spacing w:before="360" w:after="160" w:line="360" w:lineRule="auto"/>
+      </w:pPr>
+      <w:r>
+        <w:rPr>
+          <w:rFonts w:ascii="黑体" w:hAnsi="黑体" w:eastAsia="黑体"/>
+          <w:b/>
+          <w:color w:val="111827"/>
+          <w:sz w:val="30"/>
+        </w:rPr>
+        <w:t>五、时间投入与学习方法</w:t>
+      </w:r>
+    </w:p>
+    <w:p>
+      <w:pPr>
+        <w:spacing w:before="0" w:after="120" w:lineRule="auto" w:line="360"/>
+        <w:ind w:firstLine="480"/>
       </w:pPr>
       <w:r>
         <w:rPr>
           <w:rFonts w:ascii="宋体" w:hAnsi="宋体" w:eastAsia="宋体"/>
           <w:b w:val="0"/>
+          <w:color w:val="111827"/>
           <w:sz w:val="24"/>
         </w:rPr>
-        <w:t>申请人：张明</w:t>
+        <w:t>成绩不是靠延长时间换来的。大二有一段时间我每天泡图书馆 12 小时，结果期中反而掉了名次——那次之后我开始记录时间去向，才发现真正有效的学习时间不到 4 小时，其余都在「看起来在学习」。</w:t>
       </w:r>
     </w:p>
     <w:p>
       <w:pPr>
-        <w:spacing w:line="360" w:lineRule="auto" w:before="0" w:after="0"/>
-        <w:jc w:val="right"/>
+        <w:keepNext/>
+        <w:keepLines/>
+        <w:spacing w:before="200" w:after="80"/>
+        <w:jc w:val="center"/>
+      </w:pPr>
+      <w:r>
+        <w:drawing>
+          <wp:inline xmlns:a="http://schemas.openxmlformats.org/drawingml/2006/main" xmlns:pic="http://schemas.openxmlformats.org/drawingml/2006/picture">
+            <wp:extent cx="5019095" cy="2520000"/>
+            <wp:docPr id="4" name="Picture 4"/>
+            <wp:cNvGraphicFramePr>
+              <a:graphicFrameLocks noChangeAspect="1"/>
+            </wp:cNvGraphicFramePr>
+            <a:graphic>
+              <a:graphicData uri="http://schemas.openxmlformats.org/drawingml/2006/picture">
+                <pic:pic>
+                  <pic:nvPicPr>
+                    <pic:cNvPr id="0" name="16_timeuse.png"/>
+                    <pic:cNvPicPr/>
+                  </pic:nvPicPr>
+                  <pic:blipFill>
+                    <a:blip r:embed="rId12"/>
+                    <a:stretch>
+                      <a:fillRect/>
+                    </a:stretch>
+                  </pic:blipFill>
+                  <pic:spPr>
+                    <a:xfrm>
+                      <a:off x="0" y="0"/>
+                      <a:ext cx="5019095" cy="2520000"/>
+                    </a:xfrm>
+                    <a:prstGeom prst="rect"/>
+                  </pic:spPr>
+                </pic:pic>
+              </a:graphicData>
+            </a:graphic>
+          </wp:inline>
+        </w:drawing>
+      </w:r>
+    </w:p>
+    <w:p>
+      <w:pPr>
+        <w:keepLines/>
+        <w:spacing w:before="0" w:after="280"/>
+        <w:jc w:val="center"/>
       </w:pPr>
       <w:r>
         <w:rPr>
           <w:rFonts w:ascii="宋体" w:hAnsi="宋体" w:eastAsia="宋体"/>
           <w:b w:val="0"/>
+          <w:color w:val="6B7280"/>
+          <w:sz w:val="21"/>
+        </w:rPr>
+        <w:t>图 4　四年时间投入结构变化</w:t>
+      </w:r>
+    </w:p>
+    <w:p>
+      <w:pPr>
+        <w:spacing w:before="0" w:after="120" w:lineRule="auto" w:line="360"/>
+        <w:ind w:firstLine="480"/>
+      </w:pPr>
+      <w:r>
+        <w:rPr>
+          <w:rFonts w:ascii="宋体" w:hAnsi="宋体" w:eastAsia="宋体"/>
+          <w:b w:val="0"/>
+          <w:color w:val="111827"/>
           <w:sz w:val="24"/>
         </w:rPr>
-        <w:t>2025 年 6 月 15 日</w:t>
+        <w:t>从图里能看到一条主线：课程占比从 46% 降到 18%，科研与竞赛从 12% 升到 52%。这不是我变懒了，而是学习方式变了——大一把时间花在课堂上听懂，大二之后把时间花在项目里把知识用出来。成绩没掉，反而更稳，因为项目会逼我回头补那些「考试不考但一用就露馅」的基础。</w:t>
+      </w:r>
+    </w:p>
+    <w:p>
+      <w:pPr>
+        <w:spacing w:before="0" w:after="120" w:lineRule="auto" w:line="360"/>
+        <w:ind w:firstLine="480"/>
+      </w:pPr>
+      <w:r>
+        <w:rPr>
+          <w:rFonts w:ascii="宋体" w:hAnsi="宋体" w:eastAsia="宋体"/>
+          <w:b w:val="0"/>
+          <w:color w:val="111827"/>
+          <w:sz w:val="24"/>
+        </w:rPr>
+        <w:t>具体方法有三条。第一，专业课我坚持「三遍」：课前 20 分钟扫一遍目录和图，课上只记推导的断点和自己的疑问，课后 48 小时内合上书复述一遍框架。第三遍最关键，复述不出来就说明没懂。</w:t>
+      </w:r>
+    </w:p>
+    <w:p>
+      <w:pPr>
+        <w:spacing w:before="0" w:after="120" w:lineRule="auto" w:line="360"/>
+        <w:ind w:firstLine="480"/>
+      </w:pPr>
+      <w:r>
+        <w:rPr>
+          <w:rFonts w:ascii="宋体" w:hAnsi="宋体" w:eastAsia="宋体"/>
+          <w:b w:val="0"/>
+          <w:color w:val="111827"/>
+          <w:sz w:val="24"/>
+        </w:rPr>
+        <w:t>第二，把习题当诊断工具而不是任务。做错的题我会标注错因类型——概念错、计算错、审题错、时间不够，四类分别对待。统计下来我的失分 60% 属于后两类，所以后期我主要练限时和读题，而不是继续刷难题。</w:t>
+      </w:r>
+    </w:p>
+    <w:p>
+      <w:pPr>
+        <w:spacing w:before="0" w:after="120" w:lineRule="auto" w:line="360"/>
+        <w:ind w:firstLine="480"/>
+      </w:pPr>
+      <w:r>
+        <w:rPr>
+          <w:rFonts w:ascii="宋体" w:hAnsi="宋体" w:eastAsia="宋体"/>
+          <w:b w:val="0"/>
+          <w:color w:val="111827"/>
+          <w:sz w:val="24"/>
+        </w:rPr>
+        <w:t>第三，用输出倒逼输入。大二起我给低年级同学做过多场经验分享，也写过 14 篇技术科普。讲不清楚的地方就是要补的地方，这比自我感觉良好地看书有效得多。</w:t>
+      </w:r>
+    </w:p>
+    <w:p>
+      <w:pPr>
+        <w:keepNext/>
+        <w:keepLines/>
+        <w:spacing w:before="360" w:after="160" w:line="360" w:lineRule="auto"/>
+      </w:pPr>
+      <w:r>
+        <w:rPr>
+          <w:rFonts w:ascii="黑体" w:hAnsi="黑体" w:eastAsia="黑体"/>
+          <w:b/>
+          <w:color w:val="111827"/>
+          <w:sz w:val="30"/>
+        </w:rPr>
+        <w:t>六、示范作用与后续规划</w:t>
+      </w:r>
+    </w:p>
+    <w:p>
+      <w:pPr>
+        <w:spacing w:before="0" w:after="120" w:lineRule="auto" w:line="360"/>
+        <w:ind w:firstLine="480"/>
+      </w:pPr>
+      <w:r>
+        <w:rPr>
+          <w:rFonts w:ascii="宋体" w:hAnsi="宋体" w:eastAsia="宋体"/>
+          <w:b w:val="0"/>
+          <w:color w:val="111827"/>
+          <w:sz w:val="24"/>
+        </w:rPr>
+        <w:t>我一直认为奖学金的另一半意义在「被看见之后做什么」。这两年我做了三件具体的事。</w:t>
+      </w:r>
+    </w:p>
+    <w:p>
+      <w:pPr>
+        <w:spacing w:before="0" w:after="120" w:lineRule="auto" w:line="360"/>
+        <w:ind w:firstLine="480"/>
+      </w:pPr>
+      <w:r>
+        <w:rPr>
+          <w:rFonts w:ascii="宋体" w:hAnsi="宋体" w:eastAsia="宋体"/>
+          <w:b w:val="0"/>
+          <w:color w:val="111827"/>
+          <w:sz w:val="24"/>
+        </w:rPr>
+        <w:t>一是带人。作为班级学习委员，我组织了 6 次考前串讲，覆盖数据结构、计算机组成原理两门挂科率较高的课，参与同学 40 余人；其中 3 位原本有挂科风险的同学全部通过。</w:t>
+      </w:r>
+    </w:p>
+    <w:p>
+      <w:pPr>
+        <w:spacing w:before="0" w:after="120" w:lineRule="auto" w:line="360"/>
+        <w:ind w:firstLine="480"/>
+      </w:pPr>
+      <w:r>
+        <w:rPr>
+          <w:rFonts w:ascii="宋体" w:hAnsi="宋体" w:eastAsia="宋体"/>
+          <w:b w:val="0"/>
+          <w:color w:val="111827"/>
+          <w:sz w:val="24"/>
+        </w:rPr>
+        <w:t>二是共享。我把自己整理的三门课笔记与实验代码整理成仓库开源，累计被 200 余名同学使用，收到 30 余条纠错，其中 8 条确实是我写错了——这件事让我第一次体会「公开自己的东西会被动提高质量」。</w:t>
+      </w:r>
+    </w:p>
+    <w:p>
+      <w:pPr>
+        <w:spacing w:before="0" w:after="120" w:lineRule="auto" w:line="360"/>
+        <w:ind w:firstLine="480"/>
+      </w:pPr>
+      <w:r>
+        <w:rPr>
+          <w:rFonts w:ascii="宋体" w:hAnsi="宋体" w:eastAsia="宋体"/>
+          <w:b w:val="0"/>
+          <w:color w:val="111827"/>
+          <w:sz w:val="24"/>
+        </w:rPr>
+        <w:t>三是带头做项目。我牵头组建了一个 4 人小组参加学科竞赛，拿到国家级奖项 2 项。组队过程中我学到的最重要一点是：队长的工作不是分配任务，而是保证每个人都清楚「我们为什么这么做」。</w:t>
+      </w:r>
+    </w:p>
+    <w:p>
+      <w:pPr>
+        <w:spacing w:before="0" w:after="120" w:lineRule="auto" w:line="360"/>
+        <w:ind w:firstLine="480"/>
+      </w:pPr>
+      <w:r>
+        <w:rPr>
+          <w:rFonts w:ascii="宋体" w:hAnsi="宋体" w:eastAsia="宋体"/>
+          <w:b w:val="0"/>
+          <w:color w:val="111827"/>
+          <w:sz w:val="24"/>
+        </w:rPr>
+        <w:t>后续规划分两段。研究生阶段聚焦机器人感知与自主导航，目标是在公开基准上做出可复现的改进并完成一次真机部署。更长期我希望进入智能装备行业做工程落地，把算法从论文推到产线上。</w:t>
+      </w:r>
+    </w:p>
+    <w:p>
+      <w:pPr>
+        <w:spacing w:before="0" w:after="120" w:lineRule="auto" w:line="360"/>
+        <w:ind w:firstLine="480"/>
+      </w:pPr>
+      <w:r>
+        <w:rPr>
+          <w:rFonts w:ascii="宋体" w:hAnsi="宋体" w:eastAsia="宋体"/>
+          <w:b w:val="0"/>
+          <w:color w:val="111827"/>
+          <w:sz w:val="24"/>
+        </w:rPr>
+        <w:t>如果这次能获得国家奖学金，我会把一部分用于补贴团队的竞赛差旅，剩下的留作研究生入学初期的设备与资料开支。这笔钱的用途我会向学院报备，也愿意在后续分享中说明。</w:t>
+      </w:r>
+    </w:p>
+    <w:p>
+      <w:pPr>
+        <w:keepNext/>
+        <w:keepLines/>
+        <w:spacing w:before="360" w:after="160" w:line="360" w:lineRule="auto"/>
+      </w:pPr>
+      <w:r>
+        <w:rPr>
+          <w:rFonts w:ascii="黑体" w:hAnsi="黑体" w:eastAsia="黑体"/>
+          <w:b/>
+          <w:color w:val="111827"/>
+          <w:sz w:val="30"/>
+        </w:rPr>
+        <w:t>七、结语</w:t>
+      </w:r>
+    </w:p>
+    <w:p>
+      <w:pPr>
+        <w:spacing w:before="0" w:after="120" w:lineRule="auto" w:line="360"/>
+        <w:ind w:firstLine="480"/>
+      </w:pPr>
+      <w:r>
+        <w:rPr>
+          <w:rFonts w:ascii="宋体" w:hAnsi="宋体" w:eastAsia="宋体"/>
+          <w:b w:val="0"/>
+          <w:color w:val="111827"/>
+          <w:sz w:val="24"/>
+        </w:rPr>
+        <w:t>本人郑重承诺：以上所填信息真实有效，如有虚假，愿承担相应责任。若能获得国家奖学金，将全部用于学业与科研投入。</w:t>
+      </w:r>
+    </w:p>
+    <w:p>
+      <w:pPr>
+        <w:keepNext/>
+        <w:keepLines/>
+        <w:spacing w:before="360" w:after="160" w:line="360" w:lineRule="auto"/>
+      </w:pPr>
+      <w:r>
+        <w:rPr>
+          <w:rFonts w:ascii="黑体" w:hAnsi="黑体" w:eastAsia="黑体"/>
+          <w:b/>
+          <w:color w:val="111827"/>
+          <w:sz w:val="30"/>
+        </w:rPr>
+        <w:t>八、审核意见</w:t>
+      </w:r>
+    </w:p>
+    <w:tbl>
+      <w:tblPr>
+        <w:tblStyle w:val="TableGrid"/>
+        <w:tblW w:type="auto" w:w="0"/>
+        <w:jc w:val="center"/>
+        <w:tblLayout w:type="fixed"/>
+        <w:tblLook w:firstColumn="1" w:firstRow="1" w:lastColumn="0" w:lastRow="0" w:noHBand="0" w:noVBand="1" w:val="04A0"/>
+        <w:tblLayout w:type="fixed"/>
+      </w:tblPr>
+      <w:tblGrid>
+        <w:gridCol w:w="8731"/>
+      </w:tblGrid>
+      <w:tr>
+        <w:trPr>
+          <w:cantSplit/>
+        </w:trPr>
+        <w:tc>
+          <w:tcPr>
+            <w:tcW w:type="dxa" w:w="8731"/>
+          </w:tcPr>
+          <w:p>
+            <w:pPr>
+              <w:keepNext/>
+              <w:keepLines/>
+              <w:spacing w:before="40" w:after="40"/>
+            </w:pPr>
+            <w:r>
+              <w:rPr>
+                <w:rFonts w:ascii="黑体" w:hAnsi="黑体" w:eastAsia="黑体"/>
+                <w:b/>
+                <w:color w:val="111827"/>
+                <w:sz w:val="21"/>
+              </w:rPr>
+              <w:t>申请人签字</w:t>
+            </w:r>
+          </w:p>
+        </w:tc>
+      </w:tr>
+      <w:tr>
+        <w:trPr>
+          <w:trHeight w:val="1020" w:hRule="atLeast"/>
+          <w:cantSplit/>
+        </w:trPr>
+        <w:tc>
+          <w:tcPr>
+            <w:tcW w:type="dxa" w:w="8731"/>
+          </w:tcPr>
+          <w:p>
+            <w:pPr>
+              <w:keepNext/>
+              <w:keepLines/>
+              <w:spacing w:before="0" w:after="0"/>
+            </w:pPr>
+          </w:p>
+        </w:tc>
+      </w:tr>
+      <w:tr>
+        <w:trPr>
+          <w:cantSplit/>
+        </w:trPr>
+        <w:tc>
+          <w:tcPr>
+            <w:tcW w:type="dxa" w:w="8731"/>
+          </w:tcPr>
+          <w:p>
+            <w:pPr>
+              <w:keepNext/>
+              <w:keepLines/>
+              <w:spacing w:before="80" w:after="80"/>
+              <w:jc w:val="right"/>
+            </w:pPr>
+            <w:r>
+              <w:rPr>
+                <w:rFonts w:ascii="宋体" w:hAnsi="宋体" w:eastAsia="宋体"/>
+                <w:b w:val="0"/>
+                <w:color w:val="6B7280"/>
+                <w:sz w:val="21"/>
+              </w:rPr>
+              <w:t>签字：＿＿＿＿＿＿＿＿　　　日期：　　年　　月　　日</w:t>
+            </w:r>
+          </w:p>
+        </w:tc>
+      </w:tr>
+      <w:tr>
+        <w:trPr>
+          <w:cantSplit/>
+        </w:trPr>
+        <w:tc>
+          <w:tcPr>
+            <w:tcW w:type="dxa" w:w="8731"/>
+          </w:tcPr>
+          <w:p>
+            <w:pPr>
+              <w:keepNext/>
+              <w:keepLines/>
+              <w:spacing w:before="40" w:after="40"/>
+            </w:pPr>
+            <w:r>
+              <w:rPr>
+                <w:rFonts w:ascii="黑体" w:hAnsi="黑体" w:eastAsia="黑体"/>
+                <w:b/>
+                <w:color w:val="111827"/>
+                <w:sz w:val="21"/>
+              </w:rPr>
+              <w:t>学院审核意见</w:t>
+            </w:r>
+          </w:p>
+        </w:tc>
+      </w:tr>
+      <w:tr>
+        <w:trPr>
+          <w:trHeight w:val="1020" w:hRule="atLeast"/>
+          <w:cantSplit/>
+        </w:trPr>
+        <w:tc>
+          <w:tcPr>
+            <w:tcW w:type="dxa" w:w="8731"/>
+          </w:tcPr>
+          <w:p>
+            <w:pPr>
+              <w:keepNext/>
+              <w:keepLines/>
+              <w:spacing w:before="0" w:after="0"/>
+            </w:pPr>
+          </w:p>
+        </w:tc>
+      </w:tr>
+      <w:tr>
+        <w:trPr>
+          <w:cantSplit/>
+        </w:trPr>
+        <w:tc>
+          <w:tcPr>
+            <w:tcW w:type="dxa" w:w="8731"/>
+          </w:tcPr>
+          <w:p>
+            <w:pPr>
+              <w:keepNext/>
+              <w:keepLines/>
+              <w:spacing w:before="80" w:after="80"/>
+              <w:jc w:val="right"/>
+            </w:pPr>
+            <w:r>
+              <w:rPr>
+                <w:rFonts w:ascii="宋体" w:hAnsi="宋体" w:eastAsia="宋体"/>
+                <w:b w:val="0"/>
+                <w:color w:val="6B7280"/>
+                <w:sz w:val="21"/>
+              </w:rPr>
+              <w:t>签字：＿＿＿＿＿＿＿＿　　　日期：　　年　　月　　日</w:t>
+            </w:r>
+          </w:p>
+        </w:tc>
+      </w:tr>
+      <w:tr>
+        <w:trPr>
+          <w:cantSplit/>
+        </w:trPr>
+        <w:tc>
+          <w:tcPr>
+            <w:tcW w:type="dxa" w:w="8731"/>
+          </w:tcPr>
+          <w:p>
+            <w:pPr>
+              <w:keepNext/>
+              <w:keepLines/>
+              <w:spacing w:before="40" w:after="40"/>
+            </w:pPr>
+            <w:r>
+              <w:rPr>
+                <w:rFonts w:ascii="黑体" w:hAnsi="黑体" w:eastAsia="黑体"/>
+                <w:b/>
+                <w:color w:val="111827"/>
+                <w:sz w:val="21"/>
+              </w:rPr>
+              <w:t>学校评审意见</w:t>
+            </w:r>
+          </w:p>
+        </w:tc>
+      </w:tr>
+      <w:tr>
+        <w:trPr>
+          <w:trHeight w:val="1020" w:hRule="atLeast"/>
+          <w:cantSplit/>
+        </w:trPr>
+        <w:tc>
+          <w:tcPr>
+            <w:tcW w:type="dxa" w:w="8731"/>
+          </w:tcPr>
+          <w:p>
+            <w:pPr>
+              <w:keepNext/>
+              <w:keepLines/>
+              <w:spacing w:before="0" w:after="0"/>
+            </w:pPr>
+          </w:p>
+        </w:tc>
+      </w:tr>
+      <w:tr>
+        <w:trPr>
+          <w:cantSplit/>
+        </w:trPr>
+        <w:tc>
+          <w:tcPr>
+            <w:tcW w:type="dxa" w:w="8731"/>
+          </w:tcPr>
+          <w:p>
+            <w:pPr>
+              <w:spacing w:before="80" w:after="80"/>
+              <w:jc w:val="right"/>
+            </w:pPr>
+            <w:r>
+              <w:rPr>
+                <w:rFonts w:ascii="宋体" w:hAnsi="宋体" w:eastAsia="宋体"/>
+                <w:b w:val="0"/>
+                <w:color w:val="6B7280"/>
+                <w:sz w:val="21"/>
+              </w:rPr>
+              <w:t>签字：＿＿＿＿＿＿＿＿　　　日期：　　年　　月　　日</w:t>
+            </w:r>
+          </w:p>
+        </w:tc>
+      </w:tr>
+    </w:tbl>
+    <w:p>
+      <w:pPr>
+        <w:spacing w:before="0" w:after="0" w:line="240" w:lineRule="exact"/>
+      </w:pPr>
+      <w:r>
+        <w:rPr>
+          <w:rFonts w:ascii="宋体" w:hAnsi="宋体" w:eastAsia="宋体"/>
+          <w:b w:val="0"/>
+          <w:color w:val="111827"/>
+          <w:sz w:val="16"/>
+        </w:rPr>
       </w:r>
     </w:p>
     <w:sectPr>
-      <w:footerReference w:type="default" r:id="rId9"/>
       <w:pgSz w:w="11906" w:h="16838"/>
-      <w:pgMar w:top="1440" w:right="1417" w:bottom="1440" w:left="1417" w:header="720" w:footer="720" w:gutter="0"/>
+      <w:pgMar w:top="1440" w:right="1474" w:bottom="1440" w:left="1701" w:header="720" w:footer="720" w:gutter="0"/>
       <w:cols w:space="720"/>
       <w:docGrid w:linePitch="360"/>
     </w:sectPr>
   </w:body>
 </w:document>
-</file>
-
-<file path=word/footer1.xml><?xml version="1.0" encoding="utf-8"?>
-<w:ftr xmlns:m="http://schemas.openxmlformats.org/officeDocument/2006/math" xmlns:mc="http://schemas.openxmlformats.org/markup-compatibility/2006" xmlns:mo="http://schemas.microsoft.com/office/mac/office/2008/main" xmlns:mv="urn:schemas-microsoft-com:mac:vml" xmlns:o="urn:schemas-microsoft-com:office:office" xmlns:r="http://schemas.openxmlformats.org/officeDocument/2006/relationships" xmlns:v="urn:schemas-microsoft-com:vml" xmlns:w10="urn:schemas-microsoft-com:office:word" xmlns:w14="http://schemas.microsoft.com/office/word/2010/wordml" xmlns:w="http://schemas.openxmlformats.org/wordprocessingml/2006/main" xmlns:wne="http://schemas.microsoft.com/office/word/2006/wordml" xmlns:wp14="http://schemas.microsoft.com/office/word/2010/wordprocessingDrawing" xmlns:wp="http://schemas.openxmlformats.org/drawingml/2006/wordprocessingDrawing" xmlns:wpc="http://schemas.microsoft.com/office/word/2010/wordprocessingCanvas" xmlns:wpg="http://schemas.microsoft.com/office/word/2010/wordprocessingGroup" xmlns:wpi="http://schemas.microsoft.com/office/word/2010/wordprocessingInk" xmlns:wps="http://schemas.microsoft.com/office/word/2010/wordprocessingShape" mc:Ignorable="w14 wp14">
-  <w:p>
-    <w:pPr>
-      <w:pStyle w:val="Footer"/>
-      <w:jc w:val="center"/>
-    </w:pPr>
-    <w:r>
-      <w:rPr>
-        <w:rFonts w:ascii="宋体" w:hAnsi="宋体" w:eastAsia="宋体"/>
-        <w:b w:val="0"/>
-        <w:sz w:val="21"/>
-      </w:rPr>
-      <w:fldChar w:fldCharType="begin"/>
-      <w:instrText xml:space="preserve">PAGE</w:instrText>
-      <w:fldChar w:fldCharType="end"/>
-    </w:r>
-  </w:p>
-</w:ftr>
 </file>
 
 <file path=word/numbering.xml><?xml version="1.0" encoding="utf-8"?>

--- a/examples/demos/demo_national_scholarship.docx
+++ b/examples/demos/demo_national_scholarship.docx
@@ -339,7 +339,7 @@
       <w:pPr>
         <w:keepNext/>
         <w:keepLines/>
-        <w:spacing w:before="360" w:after="160" w:line="360" w:lineRule="auto"/>
+        <w:spacing w:before="280" w:after="140" w:line="360" w:lineRule="auto"/>
       </w:pPr>
       <w:r>
         <w:rPr>
@@ -364,6 +364,23 @@
           <w:sz w:val="24"/>
         </w:rPr>
         <w:t>入学以来累计修读 48 门课程，加权平均分 91.7 分，专业排名 2/126。其中专业核心课程全部在 90 分以上，《数据结构》《计算机组成原理》《机器学习》三门课程取得满绩。</w:t>
+      </w:r>
+    </w:p>
+    <w:p>
+      <w:pPr>
+        <w:keepNext/>
+        <w:keepLines/>
+        <w:spacing w:before="120" w:after="40" w:line="288" w:lineRule="auto"/>
+        <w:jc w:val="center"/>
+      </w:pPr>
+      <w:r>
+        <w:rPr>
+          <w:rFonts w:ascii="黑体" w:hAnsi="黑体" w:eastAsia="黑体"/>
+          <w:b w:val="0"/>
+          <w:color w:val="111827"/>
+          <w:sz w:val="21"/>
+        </w:rPr>
+        <w:t>表 1　六个学期的加权均分、专业排名与获奖情况</w:t>
       </w:r>
     </w:p>
     <w:tbl>
@@ -774,7 +791,7 @@
       <w:pPr>
         <w:keepNext/>
         <w:keepLines/>
-        <w:spacing w:before="200" w:after="80"/>
+        <w:spacing w:before="160" w:after="60"/>
         <w:jc w:val="center"/>
       </w:pPr>
       <w:r>
@@ -793,7 +810,7 @@
                     <pic:cNvPicPr/>
                   </pic:nvPicPr>
                   <pic:blipFill>
-                    <a:blip r:embed="rId9"/>
+                    <a:blip r:embed="rId10"/>
                     <a:stretch>
                       <a:fillRect/>
                     </a:stretch>
@@ -815,7 +832,7 @@
     <w:p>
       <w:pPr>
         <w:keepLines/>
-        <w:spacing w:before="0" w:after="280"/>
+        <w:spacing w:before="0" w:after="200"/>
         <w:jc w:val="center"/>
       </w:pPr>
       <w:r>
@@ -856,6 +873,23 @@
           <w:sz w:val="24"/>
         </w:rPr>
         <w:t>仅报加权均分容易被质疑「是不是只挑了水课」。所以把本学年权重最高的八门课单列出来，含学分与单科排名，便于逐项核对。</w:t>
+      </w:r>
+    </w:p>
+    <w:p>
+      <w:pPr>
+        <w:keepNext/>
+        <w:keepLines/>
+        <w:spacing w:before="120" w:after="40" w:line="288" w:lineRule="auto"/>
+        <w:jc w:val="center"/>
+      </w:pPr>
+      <w:r>
+        <w:rPr>
+          <w:rFonts w:ascii="黑体" w:hAnsi="黑体" w:eastAsia="黑体"/>
+          <w:b w:val="0"/>
+          <w:color w:val="111827"/>
+          <w:sz w:val="21"/>
+        </w:rPr>
+        <w:t>表 2　本学年八门核心课程的成绩与单科排名</w:t>
       </w:r>
     </w:p>
     <w:tbl>
@@ -1896,7 +1930,7 @@
       <w:pPr>
         <w:keepNext/>
         <w:keepLines/>
-        <w:spacing w:before="360" w:after="160" w:line="360" w:lineRule="auto"/>
+        <w:spacing w:before="280" w:after="140" w:line="360" w:lineRule="auto"/>
       </w:pPr>
       <w:r>
         <w:rPr>
@@ -1929,7 +1963,7 @@
       <w:pPr>
         <w:keepNext/>
         <w:keepLines/>
-        <w:spacing w:before="200" w:after="80"/>
+        <w:spacing w:before="160" w:after="60"/>
         <w:jc w:val="center"/>
       </w:pPr>
       <w:r>
@@ -1948,7 +1982,7 @@
                     <pic:cNvPicPr/>
                   </pic:nvPicPr>
                   <pic:blipFill>
-                    <a:blip r:embed="rId10"/>
+                    <a:blip r:embed="rId11"/>
                     <a:stretch>
                       <a:fillRect/>
                     </a:stretch>
@@ -1970,7 +2004,7 @@
     <w:p>
       <w:pPr>
         <w:keepLines/>
-        <w:spacing w:before="0" w:after="280"/>
+        <w:spacing w:before="0" w:after="200"/>
         <w:jc w:val="center"/>
       </w:pPr>
       <w:r>
@@ -2002,7 +2036,7 @@
       <w:pPr>
         <w:keepNext/>
         <w:keepLines/>
-        <w:spacing w:before="360" w:after="160" w:line="360" w:lineRule="auto"/>
+        <w:spacing w:before="280" w:after="140" w:line="360" w:lineRule="auto"/>
       </w:pPr>
       <w:r>
         <w:rPr>
@@ -2027,6 +2061,23 @@
           <w:sz w:val="24"/>
         </w:rPr>
         <w:t>以第二作者身份在 SCI 四区期刊发表论文 1 篇，主题为动态环境下的路径规划；主持校级大创项目 1 项并顺利结题；获全国大学生数学建模竞赛省一等奖、超聚变黑客松全国 35 强等竞赛奖项 5 项。</w:t>
+      </w:r>
+    </w:p>
+    <w:p>
+      <w:pPr>
+        <w:keepNext/>
+        <w:keepLines/>
+        <w:spacing w:before="120" w:after="40" w:line="288" w:lineRule="auto"/>
+        <w:jc w:val="center"/>
+      </w:pPr>
+      <w:r>
+        <w:rPr>
+          <w:rFonts w:ascii="黑体" w:hAnsi="黑体" w:eastAsia="黑体"/>
+          <w:b w:val="0"/>
+          <w:color w:val="111827"/>
+          <w:sz w:val="21"/>
+        </w:rPr>
+        <w:t>表 3　代表性成果、本人排序与完成时间</w:t>
       </w:r>
     </w:p>
     <w:tbl>
@@ -2613,7 +2664,7 @@
       <w:pPr>
         <w:keepNext/>
         <w:keepLines/>
-        <w:spacing w:before="360" w:after="160" w:line="360" w:lineRule="auto"/>
+        <w:spacing w:before="280" w:after="140" w:line="360" w:lineRule="auto"/>
       </w:pPr>
       <w:r>
         <w:rPr>
@@ -2644,7 +2695,7 @@
       <w:pPr>
         <w:keepNext/>
         <w:keepLines/>
-        <w:spacing w:before="200" w:after="80"/>
+        <w:spacing w:before="160" w:after="60"/>
         <w:jc w:val="center"/>
       </w:pPr>
       <w:r>
@@ -2663,7 +2714,7 @@
                     <pic:cNvPicPr/>
                   </pic:nvPicPr>
                   <pic:blipFill>
-                    <a:blip r:embed="rId11"/>
+                    <a:blip r:embed="rId12"/>
                     <a:stretch>
                       <a:fillRect/>
                     </a:stretch>
@@ -2685,7 +2736,7 @@
     <w:p>
       <w:pPr>
         <w:keepLines/>
-        <w:spacing w:before="0" w:after="280"/>
+        <w:spacing w:before="0" w:after="200"/>
         <w:jc w:val="center"/>
       </w:pPr>
       <w:r>
@@ -2732,7 +2783,7 @@
       <w:pPr>
         <w:keepNext/>
         <w:keepLines/>
-        <w:spacing w:before="360" w:after="160" w:line="360" w:lineRule="auto"/>
+        <w:spacing w:before="280" w:after="140" w:line="360" w:lineRule="auto"/>
       </w:pPr>
       <w:r>
         <w:rPr>
@@ -2763,7 +2814,7 @@
       <w:pPr>
         <w:keepNext/>
         <w:keepLines/>
-        <w:spacing w:before="200" w:after="80"/>
+        <w:spacing w:before="160" w:after="60"/>
         <w:jc w:val="center"/>
       </w:pPr>
       <w:r>
@@ -2782,7 +2833,7 @@
                     <pic:cNvPicPr/>
                   </pic:nvPicPr>
                   <pic:blipFill>
-                    <a:blip r:embed="rId12"/>
+                    <a:blip r:embed="rId13"/>
                     <a:stretch>
                       <a:fillRect/>
                     </a:stretch>
@@ -2804,7 +2855,7 @@
     <w:p>
       <w:pPr>
         <w:keepLines/>
-        <w:spacing w:before="0" w:after="280"/>
+        <w:spacing w:before="0" w:after="200"/>
         <w:jc w:val="center"/>
       </w:pPr>
       <w:r>
@@ -2881,7 +2932,7 @@
       <w:pPr>
         <w:keepNext/>
         <w:keepLines/>
-        <w:spacing w:before="360" w:after="160" w:line="360" w:lineRule="auto"/>
+        <w:spacing w:before="280" w:after="140" w:line="360" w:lineRule="auto"/>
       </w:pPr>
       <w:r>
         <w:rPr>
@@ -2987,7 +3038,7 @@
       <w:pPr>
         <w:keepNext/>
         <w:keepLines/>
-        <w:spacing w:before="360" w:after="160" w:line="360" w:lineRule="auto"/>
+        <w:spacing w:before="280" w:after="140" w:line="360" w:lineRule="auto"/>
       </w:pPr>
       <w:r>
         <w:rPr>
@@ -3018,7 +3069,7 @@
       <w:pPr>
         <w:keepNext/>
         <w:keepLines/>
-        <w:spacing w:before="360" w:after="160" w:line="360" w:lineRule="auto"/>
+        <w:spacing w:before="280" w:after="140" w:line="360" w:lineRule="auto"/>
       </w:pPr>
       <w:r>
         <w:rPr>
@@ -3268,13 +3319,144 @@
       </w:r>
     </w:p>
     <w:sectPr>
+      <w:footerReference w:type="default" r:id="rId9"/>
       <w:pgSz w:w="11906" w:h="16838"/>
       <w:pgMar w:top="1440" w:right="1474" w:bottom="1440" w:left="1701" w:header="720" w:footer="720" w:gutter="0"/>
       <w:cols w:space="720"/>
+      <w:titlePg/>
       <w:docGrid w:linePitch="360"/>
     </w:sectPr>
   </w:body>
 </w:document>
+</file>
+
+<file path=word/footer1.xml><?xml version="1.0" encoding="utf-8"?>
+<w:ftr xmlns:m="http://schemas.openxmlformats.org/officeDocument/2006/math" xmlns:mc="http://schemas.openxmlformats.org/markup-compatibility/2006" xmlns:mo="http://schemas.microsoft.com/office/mac/office/2008/main" xmlns:mv="urn:schemas-microsoft-com:mac:vml" xmlns:o="urn:schemas-microsoft-com:office:office" xmlns:r="http://schemas.openxmlformats.org/officeDocument/2006/relationships" xmlns:v="urn:schemas-microsoft-com:vml" xmlns:w10="urn:schemas-microsoft-com:office:word" xmlns:w14="http://schemas.microsoft.com/office/word/2010/wordml" xmlns:w="http://schemas.openxmlformats.org/wordprocessingml/2006/main" xmlns:wne="http://schemas.microsoft.com/office/word/2006/wordml" xmlns:wp14="http://schemas.microsoft.com/office/word/2010/wordprocessingDrawing" xmlns:wp="http://schemas.openxmlformats.org/drawingml/2006/wordprocessingDrawing" xmlns:wpc="http://schemas.microsoft.com/office/word/2010/wordprocessingCanvas" xmlns:wpg="http://schemas.microsoft.com/office/word/2010/wordprocessingGroup" xmlns:wpi="http://schemas.microsoft.com/office/word/2010/wordprocessingInk" xmlns:wps="http://schemas.microsoft.com/office/word/2010/wordprocessingShape" mc:Ignorable="w14 wp14">
+  <w:p>
+    <w:pPr>
+      <w:pStyle w:val="Footer"/>
+      <w:spacing w:before="0" w:after="0"/>
+      <w:jc w:val="center"/>
+    </w:pPr>
+    <w:r>
+      <w:rPr>
+        <w:rFonts w:ascii="宋体" w:hAnsi="宋体" w:eastAsia="宋体"/>
+        <w:b w:val="0"/>
+        <w:color w:val="6B7280"/>
+        <w:sz w:val="18"/>
+      </w:rPr>
+      <w:t xml:space="preserve">第 </w:t>
+    </w:r>
+    <w:r>
+      <w:rPr>
+        <w:rFonts w:ascii="宋体" w:hAnsi="宋体" w:eastAsia="宋体"/>
+        <w:b w:val="0"/>
+        <w:color w:val="6B7280"/>
+        <w:sz w:val="18"/>
+      </w:rPr>
+      <w:fldChar w:fldCharType="begin"/>
+    </w:r>
+    <w:r>
+      <w:rPr>
+        <w:rFonts w:ascii="宋体" w:hAnsi="宋体" w:eastAsia="宋体"/>
+        <w:b w:val="0"/>
+        <w:color w:val="6B7280"/>
+        <w:sz w:val="18"/>
+      </w:rPr>
+      <w:instrText xml:space="preserve"> PAGE </w:instrText>
+    </w:r>
+    <w:r>
+      <w:rPr>
+        <w:rFonts w:ascii="宋体" w:hAnsi="宋体" w:eastAsia="宋体"/>
+        <w:b w:val="0"/>
+        <w:color w:val="6B7280"/>
+        <w:sz w:val="18"/>
+      </w:rPr>
+      <w:fldChar w:fldCharType="separate"/>
+    </w:r>
+    <w:r>
+      <w:rPr>
+        <w:rFonts w:ascii="宋体" w:hAnsi="宋体" w:eastAsia="宋体"/>
+        <w:b w:val="0"/>
+        <w:color w:val="6B7280"/>
+        <w:sz w:val="18"/>
+      </w:rPr>
+      <w:t>1</w:t>
+    </w:r>
+    <w:r>
+      <w:rPr>
+        <w:rFonts w:ascii="宋体" w:hAnsi="宋体" w:eastAsia="宋体"/>
+        <w:b w:val="0"/>
+        <w:color w:val="6B7280"/>
+        <w:sz w:val="18"/>
+      </w:rPr>
+      <w:fldChar w:fldCharType="end"/>
+    </w:r>
+    <w:r>
+      <w:rPr>
+        <w:rFonts w:ascii="宋体" w:hAnsi="宋体" w:eastAsia="宋体"/>
+        <w:b w:val="0"/>
+        <w:color w:val="6B7280"/>
+        <w:sz w:val="18"/>
+      </w:rPr>
+      <w:t xml:space="preserve"> 页　共 </w:t>
+    </w:r>
+    <w:r>
+      <w:rPr>
+        <w:rFonts w:ascii="宋体" w:hAnsi="宋体" w:eastAsia="宋体"/>
+        <w:b w:val="0"/>
+        <w:color w:val="6B7280"/>
+        <w:sz w:val="18"/>
+      </w:rPr>
+      <w:fldChar w:fldCharType="begin"/>
+    </w:r>
+    <w:r>
+      <w:rPr>
+        <w:rFonts w:ascii="宋体" w:hAnsi="宋体" w:eastAsia="宋体"/>
+        <w:b w:val="0"/>
+        <w:color w:val="6B7280"/>
+        <w:sz w:val="18"/>
+      </w:rPr>
+      <w:instrText xml:space="preserve"> NUMPAGES </w:instrText>
+    </w:r>
+    <w:r>
+      <w:rPr>
+        <w:rFonts w:ascii="宋体" w:hAnsi="宋体" w:eastAsia="宋体"/>
+        <w:b w:val="0"/>
+        <w:color w:val="6B7280"/>
+        <w:sz w:val="18"/>
+      </w:rPr>
+      <w:fldChar w:fldCharType="separate"/>
+    </w:r>
+    <w:r>
+      <w:rPr>
+        <w:rFonts w:ascii="宋体" w:hAnsi="宋体" w:eastAsia="宋体"/>
+        <w:b w:val="0"/>
+        <w:color w:val="6B7280"/>
+        <w:sz w:val="18"/>
+      </w:rPr>
+      <w:t>1</w:t>
+    </w:r>
+    <w:r>
+      <w:rPr>
+        <w:rFonts w:ascii="宋体" w:hAnsi="宋体" w:eastAsia="宋体"/>
+        <w:b w:val="0"/>
+        <w:color w:val="6B7280"/>
+        <w:sz w:val="18"/>
+      </w:rPr>
+      <w:fldChar w:fldCharType="end"/>
+    </w:r>
+    <w:r>
+      <w:rPr>
+        <w:rFonts w:ascii="宋体" w:hAnsi="宋体" w:eastAsia="宋体"/>
+        <w:b w:val="0"/>
+        <w:color w:val="6B7280"/>
+        <w:sz w:val="18"/>
+      </w:rPr>
+      <w:t xml:space="preserve"> 页</w:t>
+    </w:r>
+  </w:p>
+</w:ftr>
 </file>
 
 <file path=word/numbering.xml><?xml version="1.0" encoding="utf-8"?>

--- a/examples/demos/demo_national_scholarship.docx
+++ b/examples/demos/demo_national_scholarship.docx
@@ -3103,9 +3103,12 @@
           </w:tcPr>
           <w:p>
             <w:pPr>
+              <w:spacing w:before="40" w:after="40"/>
               <w:keepNext/>
               <w:keepLines/>
-              <w:spacing w:before="40" w:after="40"/>
+              <w:pBdr>
+                <w:bottom w:val="single" w:sz="6" w:space="1" w:color="7A7A7A"/>
+              </w:pBdr>
             </w:pPr>
             <w:r>
               <w:rPr>
@@ -3117,40 +3120,22 @@
               <w:t>申请人签字</w:t>
             </w:r>
           </w:p>
-        </w:tc>
-      </w:tr>
-      <w:tr>
-        <w:trPr>
-          <w:trHeight w:val="1020" w:hRule="atLeast"/>
-          <w:cantSplit/>
-        </w:trPr>
-        <w:tc>
-          <w:tcPr>
-            <w:tcW w:type="dxa" w:w="8731"/>
-          </w:tcPr>
           <w:p>
             <w:pPr>
               <w:keepNext/>
               <w:keepLines/>
-              <w:spacing w:before="0" w:after="0"/>
+              <w:spacing w:before="0" w:after="0" w:line="1020" w:lineRule="exact"/>
             </w:pPr>
           </w:p>
-        </w:tc>
-      </w:tr>
-      <w:tr>
-        <w:trPr>
-          <w:cantSplit/>
-        </w:trPr>
-        <w:tc>
-          <w:tcPr>
-            <w:tcW w:type="dxa" w:w="8731"/>
-          </w:tcPr>
           <w:p>
             <w:pPr>
+              <w:spacing w:before="80" w:after="80"/>
+              <w:jc w:val="right"/>
               <w:keepNext/>
               <w:keepLines/>
-              <w:spacing w:before="80" w:after="80"/>
-              <w:jc w:val="right"/>
+              <w:pBdr>
+                <w:top w:val="single" w:sz="6" w:space="1" w:color="7A7A7A"/>
+              </w:pBdr>
             </w:pPr>
             <w:r>
               <w:rPr>
@@ -3174,9 +3159,12 @@
           </w:tcPr>
           <w:p>
             <w:pPr>
+              <w:spacing w:before="40" w:after="40"/>
               <w:keepNext/>
               <w:keepLines/>
-              <w:spacing w:before="40" w:after="40"/>
+              <w:pBdr>
+                <w:bottom w:val="single" w:sz="6" w:space="1" w:color="7A7A7A"/>
+              </w:pBdr>
             </w:pPr>
             <w:r>
               <w:rPr>
@@ -3188,40 +3176,22 @@
               <w:t>学院审核意见</w:t>
             </w:r>
           </w:p>
-        </w:tc>
-      </w:tr>
-      <w:tr>
-        <w:trPr>
-          <w:trHeight w:val="1020" w:hRule="atLeast"/>
-          <w:cantSplit/>
-        </w:trPr>
-        <w:tc>
-          <w:tcPr>
-            <w:tcW w:type="dxa" w:w="8731"/>
-          </w:tcPr>
           <w:p>
             <w:pPr>
               <w:keepNext/>
               <w:keepLines/>
-              <w:spacing w:before="0" w:after="0"/>
+              <w:spacing w:before="0" w:after="0" w:line="1020" w:lineRule="exact"/>
             </w:pPr>
           </w:p>
-        </w:tc>
-      </w:tr>
-      <w:tr>
-        <w:trPr>
-          <w:cantSplit/>
-        </w:trPr>
-        <w:tc>
-          <w:tcPr>
-            <w:tcW w:type="dxa" w:w="8731"/>
-          </w:tcPr>
           <w:p>
             <w:pPr>
+              <w:spacing w:before="80" w:after="80"/>
+              <w:jc w:val="right"/>
               <w:keepNext/>
               <w:keepLines/>
-              <w:spacing w:before="80" w:after="80"/>
-              <w:jc w:val="right"/>
+              <w:pBdr>
+                <w:top w:val="single" w:sz="6" w:space="1" w:color="7A7A7A"/>
+              </w:pBdr>
             </w:pPr>
             <w:r>
               <w:rPr>
@@ -3245,9 +3215,10 @@
           </w:tcPr>
           <w:p>
             <w:pPr>
-              <w:keepNext/>
-              <w:keepLines/>
               <w:spacing w:before="40" w:after="40"/>
+              <w:pBdr>
+                <w:bottom w:val="single" w:sz="6" w:space="1" w:color="7A7A7A"/>
+              </w:pBdr>
             </w:pPr>
             <w:r>
               <w:rPr>
@@ -3259,38 +3230,18 @@
               <w:t>学校评审意见</w:t>
             </w:r>
           </w:p>
-        </w:tc>
-      </w:tr>
-      <w:tr>
-        <w:trPr>
-          <w:trHeight w:val="1020" w:hRule="atLeast"/>
-          <w:cantSplit/>
-        </w:trPr>
-        <w:tc>
-          <w:tcPr>
-            <w:tcW w:type="dxa" w:w="8731"/>
-          </w:tcPr>
           <w:p>
             <w:pPr>
-              <w:keepNext/>
-              <w:keepLines/>
-              <w:spacing w:before="0" w:after="0"/>
+              <w:spacing w:before="0" w:after="0" w:line="1020" w:lineRule="exact"/>
             </w:pPr>
           </w:p>
-        </w:tc>
-      </w:tr>
-      <w:tr>
-        <w:trPr>
-          <w:cantSplit/>
-        </w:trPr>
-        <w:tc>
-          <w:tcPr>
-            <w:tcW w:type="dxa" w:w="8731"/>
-          </w:tcPr>
           <w:p>
             <w:pPr>
               <w:spacing w:before="80" w:after="80"/>
               <w:jc w:val="right"/>
+              <w:pBdr>
+                <w:top w:val="single" w:sz="6" w:space="1" w:color="7A7A7A"/>
+              </w:pBdr>
             </w:pPr>
             <w:r>
               <w:rPr>

--- a/examples/demos/demo_national_scholarship.docx
+++ b/examples/demos/demo_national_scholarship.docx
@@ -415,6 +415,8 @@
           </w:tcPr>
           <w:p>
             <w:pPr>
+              <w:keepNext/>
+              <w:keepLines/>
               <w:spacing w:before="0" w:after="0"/>
               <w:jc w:val="center"/>
             </w:pPr>
@@ -436,6 +438,8 @@
           </w:tcPr>
           <w:p>
             <w:pPr>
+              <w:keepNext/>
+              <w:keepLines/>
               <w:spacing w:before="0" w:after="0"/>
               <w:jc w:val="center"/>
             </w:pPr>
@@ -457,6 +461,8 @@
           </w:tcPr>
           <w:p>
             <w:pPr>
+              <w:keepNext/>
+              <w:keepLines/>
               <w:spacing w:before="0" w:after="0"/>
               <w:jc w:val="center"/>
             </w:pPr>
@@ -478,6 +484,8 @@
           </w:tcPr>
           <w:p>
             <w:pPr>
+              <w:keepNext/>
+              <w:keepLines/>
               <w:spacing w:before="0" w:after="0"/>
               <w:jc w:val="center"/>
             </w:pPr>
@@ -504,6 +512,8 @@
           </w:tcPr>
           <w:p>
             <w:pPr>
+              <w:keepNext/>
+              <w:keepLines/>
               <w:spacing w:before="0" w:after="0" w:line="276" w:lineRule="auto"/>
             </w:pPr>
             <w:r/>
@@ -524,6 +534,8 @@
           </w:tcPr>
           <w:p>
             <w:pPr>
+              <w:keepNext/>
+              <w:keepLines/>
               <w:spacing w:before="0" w:after="0" w:line="276" w:lineRule="auto"/>
               <w:jc w:val="center"/>
             </w:pPr>
@@ -545,6 +557,8 @@
           </w:tcPr>
           <w:p>
             <w:pPr>
+              <w:keepNext/>
+              <w:keepLines/>
               <w:spacing w:before="0" w:after="0" w:line="276" w:lineRule="auto"/>
               <w:jc w:val="center"/>
             </w:pPr>
@@ -566,6 +580,8 @@
           </w:tcPr>
           <w:p>
             <w:pPr>
+              <w:keepNext/>
+              <w:keepLines/>
               <w:spacing w:before="0" w:after="0" w:line="276" w:lineRule="auto"/>
               <w:jc w:val="center"/>
             </w:pPr>
@@ -592,6 +608,8 @@
           </w:tcPr>
           <w:p>
             <w:pPr>
+              <w:keepNext/>
+              <w:keepLines/>
               <w:spacing w:before="0" w:after="0" w:line="276" w:lineRule="auto"/>
             </w:pPr>
             <w:r/>
@@ -612,6 +630,8 @@
           </w:tcPr>
           <w:p>
             <w:pPr>
+              <w:keepNext/>
+              <w:keepLines/>
               <w:spacing w:before="0" w:after="0" w:line="276" w:lineRule="auto"/>
               <w:jc w:val="center"/>
             </w:pPr>
@@ -633,6 +653,8 @@
           </w:tcPr>
           <w:p>
             <w:pPr>
+              <w:keepNext/>
+              <w:keepLines/>
               <w:spacing w:before="0" w:after="0" w:line="276" w:lineRule="auto"/>
               <w:jc w:val="center"/>
             </w:pPr>
@@ -654,6 +676,8 @@
           </w:tcPr>
           <w:p>
             <w:pPr>
+              <w:keepNext/>
+              <w:keepLines/>
               <w:spacing w:before="0" w:after="0" w:line="276" w:lineRule="auto"/>
               <w:jc w:val="center"/>
             </w:pPr>
@@ -925,6 +949,8 @@
           </w:tcPr>
           <w:p>
             <w:pPr>
+              <w:keepNext/>
+              <w:keepLines/>
               <w:spacing w:before="0" w:after="0"/>
               <w:jc w:val="center"/>
             </w:pPr>
@@ -946,6 +972,8 @@
           </w:tcPr>
           <w:p>
             <w:pPr>
+              <w:keepNext/>
+              <w:keepLines/>
               <w:spacing w:before="0" w:after="0"/>
               <w:jc w:val="center"/>
             </w:pPr>
@@ -967,6 +995,8 @@
           </w:tcPr>
           <w:p>
             <w:pPr>
+              <w:keepNext/>
+              <w:keepLines/>
               <w:spacing w:before="0" w:after="0"/>
               <w:jc w:val="center"/>
             </w:pPr>
@@ -988,6 +1018,8 @@
           </w:tcPr>
           <w:p>
             <w:pPr>
+              <w:keepNext/>
+              <w:keepLines/>
               <w:spacing w:before="0" w:after="0"/>
               <w:jc w:val="center"/>
             </w:pPr>
@@ -1009,6 +1041,8 @@
           </w:tcPr>
           <w:p>
             <w:pPr>
+              <w:keepNext/>
+              <w:keepLines/>
               <w:spacing w:before="0" w:after="0"/>
               <w:jc w:val="center"/>
             </w:pPr>
@@ -1035,6 +1069,8 @@
           </w:tcPr>
           <w:p>
             <w:pPr>
+              <w:keepNext/>
+              <w:keepLines/>
               <w:spacing w:before="0" w:after="0" w:line="276" w:lineRule="auto"/>
             </w:pPr>
             <w:r/>
@@ -1055,6 +1091,8 @@
           </w:tcPr>
           <w:p>
             <w:pPr>
+              <w:keepNext/>
+              <w:keepLines/>
               <w:spacing w:before="0" w:after="0" w:line="276" w:lineRule="auto"/>
               <w:jc w:val="center"/>
             </w:pPr>
@@ -1076,6 +1114,8 @@
           </w:tcPr>
           <w:p>
             <w:pPr>
+              <w:keepNext/>
+              <w:keepLines/>
               <w:spacing w:before="0" w:after="0" w:line="276" w:lineRule="auto"/>
               <w:jc w:val="center"/>
             </w:pPr>
@@ -1097,6 +1137,8 @@
           </w:tcPr>
           <w:p>
             <w:pPr>
+              <w:keepNext/>
+              <w:keepLines/>
               <w:spacing w:before="0" w:after="0" w:line="276" w:lineRule="auto"/>
               <w:jc w:val="center"/>
             </w:pPr>
@@ -1118,6 +1160,8 @@
           </w:tcPr>
           <w:p>
             <w:pPr>
+              <w:keepNext/>
+              <w:keepLines/>
               <w:spacing w:before="0" w:after="0" w:line="276" w:lineRule="auto"/>
               <w:jc w:val="center"/>
             </w:pPr>
@@ -1144,6 +1188,8 @@
           </w:tcPr>
           <w:p>
             <w:pPr>
+              <w:keepNext/>
+              <w:keepLines/>
               <w:spacing w:before="0" w:after="0" w:line="276" w:lineRule="auto"/>
             </w:pPr>
             <w:r/>
@@ -1164,6 +1210,8 @@
           </w:tcPr>
           <w:p>
             <w:pPr>
+              <w:keepNext/>
+              <w:keepLines/>
               <w:spacing w:before="0" w:after="0" w:line="276" w:lineRule="auto"/>
               <w:jc w:val="center"/>
             </w:pPr>
@@ -1185,6 +1233,8 @@
           </w:tcPr>
           <w:p>
             <w:pPr>
+              <w:keepNext/>
+              <w:keepLines/>
               <w:spacing w:before="0" w:after="0" w:line="276" w:lineRule="auto"/>
               <w:jc w:val="center"/>
             </w:pPr>
@@ -1206,6 +1256,8 @@
           </w:tcPr>
           <w:p>
             <w:pPr>
+              <w:keepNext/>
+              <w:keepLines/>
               <w:spacing w:before="0" w:after="0" w:line="276" w:lineRule="auto"/>
               <w:jc w:val="center"/>
             </w:pPr>
@@ -1227,6 +1279,8 @@
           </w:tcPr>
           <w:p>
             <w:pPr>
+              <w:keepNext/>
+              <w:keepLines/>
               <w:spacing w:before="0" w:after="0" w:line="276" w:lineRule="auto"/>
               <w:jc w:val="center"/>
             </w:pPr>
@@ -1253,6 +1307,8 @@
           </w:tcPr>
           <w:p>
             <w:pPr>
+              <w:keepNext/>
+              <w:keepLines/>
               <w:spacing w:before="0" w:after="0" w:line="276" w:lineRule="auto"/>
             </w:pPr>
             <w:r/>
@@ -1273,6 +1329,8 @@
           </w:tcPr>
           <w:p>
             <w:pPr>
+              <w:keepNext/>
+              <w:keepLines/>
               <w:spacing w:before="0" w:after="0" w:line="276" w:lineRule="auto"/>
               <w:jc w:val="center"/>
             </w:pPr>
@@ -1294,6 +1352,8 @@
           </w:tcPr>
           <w:p>
             <w:pPr>
+              <w:keepNext/>
+              <w:keepLines/>
               <w:spacing w:before="0" w:after="0" w:line="276" w:lineRule="auto"/>
               <w:jc w:val="center"/>
             </w:pPr>
@@ -1315,6 +1375,8 @@
           </w:tcPr>
           <w:p>
             <w:pPr>
+              <w:keepNext/>
+              <w:keepLines/>
               <w:spacing w:before="0" w:after="0" w:line="276" w:lineRule="auto"/>
               <w:jc w:val="center"/>
             </w:pPr>
@@ -1336,6 +1398,8 @@
           </w:tcPr>
           <w:p>
             <w:pPr>
+              <w:keepNext/>
+              <w:keepLines/>
               <w:spacing w:before="0" w:after="0" w:line="276" w:lineRule="auto"/>
               <w:jc w:val="center"/>
             </w:pPr>
@@ -1362,6 +1426,8 @@
           </w:tcPr>
           <w:p>
             <w:pPr>
+              <w:keepNext/>
+              <w:keepLines/>
               <w:spacing w:before="0" w:after="0" w:line="276" w:lineRule="auto"/>
             </w:pPr>
             <w:r/>
@@ -1382,6 +1448,8 @@
           </w:tcPr>
           <w:p>
             <w:pPr>
+              <w:keepNext/>
+              <w:keepLines/>
               <w:spacing w:before="0" w:after="0" w:line="276" w:lineRule="auto"/>
               <w:jc w:val="center"/>
             </w:pPr>
@@ -1403,6 +1471,8 @@
           </w:tcPr>
           <w:p>
             <w:pPr>
+              <w:keepNext/>
+              <w:keepLines/>
               <w:spacing w:before="0" w:after="0" w:line="276" w:lineRule="auto"/>
               <w:jc w:val="center"/>
             </w:pPr>
@@ -1424,6 +1494,8 @@
           </w:tcPr>
           <w:p>
             <w:pPr>
+              <w:keepNext/>
+              <w:keepLines/>
               <w:spacing w:before="0" w:after="0" w:line="276" w:lineRule="auto"/>
               <w:jc w:val="center"/>
             </w:pPr>
@@ -1445,6 +1517,8 @@
           </w:tcPr>
           <w:p>
             <w:pPr>
+              <w:keepNext/>
+              <w:keepLines/>
               <w:spacing w:before="0" w:after="0" w:line="276" w:lineRule="auto"/>
               <w:jc w:val="center"/>
             </w:pPr>
@@ -1471,6 +1545,8 @@
           </w:tcPr>
           <w:p>
             <w:pPr>
+              <w:keepNext/>
+              <w:keepLines/>
               <w:spacing w:before="0" w:after="0" w:line="276" w:lineRule="auto"/>
             </w:pPr>
             <w:r/>
@@ -1491,6 +1567,8 @@
           </w:tcPr>
           <w:p>
             <w:pPr>
+              <w:keepNext/>
+              <w:keepLines/>
               <w:spacing w:before="0" w:after="0" w:line="276" w:lineRule="auto"/>
               <w:jc w:val="center"/>
             </w:pPr>
@@ -1512,6 +1590,8 @@
           </w:tcPr>
           <w:p>
             <w:pPr>
+              <w:keepNext/>
+              <w:keepLines/>
               <w:spacing w:before="0" w:after="0" w:line="276" w:lineRule="auto"/>
               <w:jc w:val="center"/>
             </w:pPr>
@@ -1533,6 +1613,8 @@
           </w:tcPr>
           <w:p>
             <w:pPr>
+              <w:keepNext/>
+              <w:keepLines/>
               <w:spacing w:before="0" w:after="0" w:line="276" w:lineRule="auto"/>
               <w:jc w:val="center"/>
             </w:pPr>
@@ -1554,6 +1636,8 @@
           </w:tcPr>
           <w:p>
             <w:pPr>
+              <w:keepNext/>
+              <w:keepLines/>
               <w:spacing w:before="0" w:after="0" w:line="276" w:lineRule="auto"/>
               <w:jc w:val="center"/>
             </w:pPr>
@@ -1580,6 +1664,8 @@
           </w:tcPr>
           <w:p>
             <w:pPr>
+              <w:keepNext/>
+              <w:keepLines/>
               <w:spacing w:before="0" w:after="0" w:line="276" w:lineRule="auto"/>
             </w:pPr>
             <w:r/>
@@ -1600,6 +1686,8 @@
           </w:tcPr>
           <w:p>
             <w:pPr>
+              <w:keepNext/>
+              <w:keepLines/>
               <w:spacing w:before="0" w:after="0" w:line="276" w:lineRule="auto"/>
               <w:jc w:val="center"/>
             </w:pPr>
@@ -1621,6 +1709,8 @@
           </w:tcPr>
           <w:p>
             <w:pPr>
+              <w:keepNext/>
+              <w:keepLines/>
               <w:spacing w:before="0" w:after="0" w:line="276" w:lineRule="auto"/>
               <w:jc w:val="center"/>
             </w:pPr>
@@ -1642,6 +1732,8 @@
           </w:tcPr>
           <w:p>
             <w:pPr>
+              <w:keepNext/>
+              <w:keepLines/>
               <w:spacing w:before="0" w:after="0" w:line="276" w:lineRule="auto"/>
               <w:jc w:val="center"/>
             </w:pPr>
@@ -1663,6 +1755,8 @@
           </w:tcPr>
           <w:p>
             <w:pPr>
+              <w:keepNext/>
+              <w:keepLines/>
               <w:spacing w:before="0" w:after="0" w:line="276" w:lineRule="auto"/>
               <w:jc w:val="center"/>
             </w:pPr>
@@ -1689,6 +1783,8 @@
           </w:tcPr>
           <w:p>
             <w:pPr>
+              <w:keepNext/>
+              <w:keepLines/>
               <w:spacing w:before="0" w:after="0" w:line="276" w:lineRule="auto"/>
             </w:pPr>
             <w:r/>
@@ -1709,6 +1805,8 @@
           </w:tcPr>
           <w:p>
             <w:pPr>
+              <w:keepNext/>
+              <w:keepLines/>
               <w:spacing w:before="0" w:after="0" w:line="276" w:lineRule="auto"/>
               <w:jc w:val="center"/>
             </w:pPr>
@@ -1730,6 +1828,8 @@
           </w:tcPr>
           <w:p>
             <w:pPr>
+              <w:keepNext/>
+              <w:keepLines/>
               <w:spacing w:before="0" w:after="0" w:line="276" w:lineRule="auto"/>
               <w:jc w:val="center"/>
             </w:pPr>
@@ -1751,6 +1851,8 @@
           </w:tcPr>
           <w:p>
             <w:pPr>
+              <w:keepNext/>
+              <w:keepLines/>
               <w:spacing w:before="0" w:after="0" w:line="276" w:lineRule="auto"/>
               <w:jc w:val="center"/>
             </w:pPr>
@@ -1772,6 +1874,8 @@
           </w:tcPr>
           <w:p>
             <w:pPr>
+              <w:keepNext/>
+              <w:keepLines/>
               <w:spacing w:before="0" w:after="0" w:line="276" w:lineRule="auto"/>
               <w:jc w:val="center"/>
             </w:pPr>
@@ -2112,6 +2216,8 @@
           </w:tcPr>
           <w:p>
             <w:pPr>
+              <w:keepNext/>
+              <w:keepLines/>
               <w:spacing w:before="0" w:after="0"/>
               <w:jc w:val="center"/>
             </w:pPr>
@@ -2133,6 +2239,8 @@
           </w:tcPr>
           <w:p>
             <w:pPr>
+              <w:keepNext/>
+              <w:keepLines/>
               <w:spacing w:before="0" w:after="0"/>
               <w:jc w:val="center"/>
             </w:pPr>
@@ -2154,6 +2262,8 @@
           </w:tcPr>
           <w:p>
             <w:pPr>
+              <w:keepNext/>
+              <w:keepLines/>
               <w:spacing w:before="0" w:after="0"/>
               <w:jc w:val="center"/>
             </w:pPr>
@@ -2175,6 +2285,8 @@
           </w:tcPr>
           <w:p>
             <w:pPr>
+              <w:keepNext/>
+              <w:keepLines/>
               <w:spacing w:before="0" w:after="0"/>
               <w:jc w:val="center"/>
             </w:pPr>
@@ -2201,6 +2313,8 @@
           </w:tcPr>
           <w:p>
             <w:pPr>
+              <w:keepNext/>
+              <w:keepLines/>
               <w:spacing w:before="0" w:after="0" w:line="276" w:lineRule="auto"/>
             </w:pPr>
             <w:r/>
@@ -2221,6 +2335,8 @@
           </w:tcPr>
           <w:p>
             <w:pPr>
+              <w:keepNext/>
+              <w:keepLines/>
               <w:spacing w:before="0" w:after="0" w:line="276" w:lineRule="auto"/>
               <w:jc w:val="center"/>
             </w:pPr>
@@ -2242,6 +2358,8 @@
           </w:tcPr>
           <w:p>
             <w:pPr>
+              <w:keepNext/>
+              <w:keepLines/>
               <w:spacing w:before="0" w:after="0" w:line="276" w:lineRule="auto"/>
               <w:jc w:val="center"/>
             </w:pPr>
@@ -2263,6 +2381,8 @@
           </w:tcPr>
           <w:p>
             <w:pPr>
+              <w:keepNext/>
+              <w:keepLines/>
               <w:spacing w:before="0" w:after="0" w:line="276" w:lineRule="auto"/>
               <w:jc w:val="center"/>
             </w:pPr>
@@ -2289,6 +2409,8 @@
           </w:tcPr>
           <w:p>
             <w:pPr>
+              <w:keepNext/>
+              <w:keepLines/>
               <w:spacing w:before="0" w:after="0" w:line="276" w:lineRule="auto"/>
             </w:pPr>
             <w:r/>
@@ -2309,6 +2431,8 @@
           </w:tcPr>
           <w:p>
             <w:pPr>
+              <w:keepNext/>
+              <w:keepLines/>
               <w:spacing w:before="0" w:after="0" w:line="276" w:lineRule="auto"/>
               <w:jc w:val="center"/>
             </w:pPr>
@@ -2330,6 +2454,8 @@
           </w:tcPr>
           <w:p>
             <w:pPr>
+              <w:keepNext/>
+              <w:keepLines/>
               <w:spacing w:before="0" w:after="0" w:line="276" w:lineRule="auto"/>
               <w:jc w:val="center"/>
             </w:pPr>
@@ -2351,6 +2477,8 @@
           </w:tcPr>
           <w:p>
             <w:pPr>
+              <w:keepNext/>
+              <w:keepLines/>
               <w:spacing w:before="0" w:after="0" w:line="276" w:lineRule="auto"/>
               <w:jc w:val="center"/>
             </w:pPr>
@@ -2377,6 +2505,8 @@
           </w:tcPr>
           <w:p>
             <w:pPr>
+              <w:keepNext/>
+              <w:keepLines/>
               <w:spacing w:before="0" w:after="0" w:line="276" w:lineRule="auto"/>
             </w:pPr>
             <w:r/>
@@ -2397,6 +2527,8 @@
           </w:tcPr>
           <w:p>
             <w:pPr>
+              <w:keepNext/>
+              <w:keepLines/>
               <w:spacing w:before="0" w:after="0" w:line="276" w:lineRule="auto"/>
               <w:jc w:val="center"/>
             </w:pPr>
@@ -2418,6 +2550,8 @@
           </w:tcPr>
           <w:p>
             <w:pPr>
+              <w:keepNext/>
+              <w:keepLines/>
               <w:spacing w:before="0" w:after="0" w:line="276" w:lineRule="auto"/>
               <w:jc w:val="center"/>
             </w:pPr>
@@ -2439,6 +2573,8 @@
           </w:tcPr>
           <w:p>
             <w:pPr>
+              <w:keepNext/>
+              <w:keepLines/>
               <w:spacing w:before="0" w:after="0" w:line="276" w:lineRule="auto"/>
               <w:jc w:val="center"/>
             </w:pPr>
@@ -2465,6 +2601,8 @@
           </w:tcPr>
           <w:p>
             <w:pPr>
+              <w:keepNext/>
+              <w:keepLines/>
               <w:spacing w:before="0" w:after="0" w:line="276" w:lineRule="auto"/>
             </w:pPr>
             <w:r/>
@@ -2485,6 +2623,8 @@
           </w:tcPr>
           <w:p>
             <w:pPr>
+              <w:keepNext/>
+              <w:keepLines/>
               <w:spacing w:before="0" w:after="0" w:line="276" w:lineRule="auto"/>
               <w:jc w:val="center"/>
             </w:pPr>
@@ -2506,6 +2646,8 @@
           </w:tcPr>
           <w:p>
             <w:pPr>
+              <w:keepNext/>
+              <w:keepLines/>
               <w:spacing w:before="0" w:after="0" w:line="276" w:lineRule="auto"/>
               <w:jc w:val="center"/>
             </w:pPr>
@@ -2527,6 +2669,8 @@
           </w:tcPr>
           <w:p>
             <w:pPr>
+              <w:keepNext/>
+              <w:keepLines/>
               <w:spacing w:before="0" w:after="0" w:line="276" w:lineRule="auto"/>
               <w:jc w:val="center"/>
             </w:pPr>

--- a/examples/demos/demo_national_scholarship.docx
+++ b/examples/demos/demo_national_scholarship.docx
@@ -363,7 +363,7 @@
           <w:color w:val="111827"/>
           <w:sz w:val="24"/>
         </w:rPr>
-        <w:t>入学以来累计修读 48 门课程，加权平均分 91.7 分，专业排名 2/126。其中专业核心课程全部在 90 分以上，《数据结构》《计算机组成原理》《机器学习》三门课程取得满绩。</w:t>
+        <w:t>入学以来累计修读 48 门课程，加权平均分 91.7 分，专业排名 2/126。其中专业核心课程全部在 90 分以上，《数据结构》《计算机组成原理》《机器学习》三门课程取得满绩（见表 1）。</w:t>
       </w:r>
     </w:p>
     <w:p>
@@ -808,7 +808,7 @@
           <w:color w:val="111827"/>
           <w:sz w:val="24"/>
         </w:rPr>
-        <w:t>成绩的走势值得说明。大一上学期加权均分 89.2，专业排名第 7，并不算突出。转折点在大一下学期——我把学习方式从「跟着课程走」改成「按依赖链补基础」，先把线代与概率重新过了一遍，之后专业课的学习效率明显提高。到大二下，均分升到 93.1，排名进入前 2。</w:t>
+        <w:t>成绩的走势值得说明。大一上学期加权均分 89.2，专业排名第 7，并不算突出。转折点在大一下学期——我把学习方式从「跟着课程走」改成「按依赖链补基础」，先把线代与概率重新过了一遍，之后专业课的学习效率明显提高。到大二下，均分升到 93.1，排名进入前 2（见图 1）。</w:t>
       </w:r>
     </w:p>
     <w:p>
@@ -896,7 +896,7 @@
           <w:color w:val="111827"/>
           <w:sz w:val="24"/>
         </w:rPr>
-        <w:t>仅报加权均分容易被质疑「是不是只挑了水课」。所以把本学年权重最高的八门课单列出来，含学分与单科排名，便于逐项核对。</w:t>
+        <w:t>仅报加权均分容易被质疑「是不是只挑了水课」。所以把本学年权重最高的八门课单列出来，含学分与单科排名，便于逐项核对（见表 2）。</w:t>
       </w:r>
     </w:p>
     <w:p>
@@ -2060,7 +2060,7 @@
           <w:color w:val="111827"/>
           <w:sz w:val="24"/>
         </w:rPr>
-        <w:t>从入学时的专业第三，到稳定在前 1.6%，三年间在学业、科研、竞赛三条线上同步推进。主要节点如下：</w:t>
+        <w:t>从入学时的专业第三，到稳定在前 1.6%，三年间在学业、科研、竞赛三条线上同步推进。主要节点如图 2 所示：</w:t>
       </w:r>
     </w:p>
     <w:p>
@@ -2164,7 +2164,7 @@
           <w:color w:val="111827"/>
           <w:sz w:val="24"/>
         </w:rPr>
-        <w:t>以第二作者身份在 SCI 四区期刊发表论文 1 篇，主题为动态环境下的路径规划；主持校级大创项目 1 项并顺利结题；获全国大学生数学建模竞赛省一等奖、超聚变黑客松全国 35 强等竞赛奖项 5 项。</w:t>
+        <w:t>以第二作者身份在 SCI 四区期刊发表论文 1 篇，主题为动态环境下的路径规划；主持校级大创项目 1 项并顺利结题；获全国大学生数学建模竞赛省一等奖、超聚变黑客松全国 35 强等竞赛奖项 5 项（见表 3）。</w:t>
       </w:r>
     </w:p>
     <w:p>
@@ -2832,7 +2832,7 @@
           <w:color w:val="111827"/>
           <w:sz w:val="24"/>
         </w:rPr>
-        <w:t>在专业成绩、科研训练、竞赛获奖、社会实践、学生工作、外语能力六个维度上，各项均高于同专业平均水平，其中学生工作与专业成绩优势最为明显。</w:t>
+        <w:t>在专业成绩、科研训练、竞赛获奖、社会实践、学生工作、外语能力六个维度上，各项均高于同专业平均水平，其中学生工作与专业成绩优势最为明显（见图 3）。</w:t>
       </w:r>
     </w:p>
     <w:p>
@@ -2951,7 +2951,7 @@
           <w:color w:val="111827"/>
           <w:sz w:val="24"/>
         </w:rPr>
-        <w:t>成绩不是靠延长时间换来的。大二有一段时间我每天泡图书馆 12 小时，结果期中反而掉了名次——那次之后我开始记录时间去向，才发现真正有效的学习时间不到 4 小时，其余都在「看起来在学习」。</w:t>
+        <w:t>成绩不是靠延长时间换来的。大二有一段时间我每天泡图书馆 12 小时，结果期中反而掉了名次——那次之后我开始记录时间去向，才发现真正有效的学习时间不到 4 小时，其余都在「看起来在学习」（见图 4）。</w:t>
       </w:r>
     </w:p>
     <w:p>

--- a/examples/demos/demo_national_scholarship.docx
+++ b/examples/demos/demo_national_scholarship.docx
@@ -2,9 +2,12 @@
 <file path=word/document.xml><?xml version="1.0" encoding="utf-8"?>
 <w:document xmlns:wpc="http://schemas.microsoft.com/office/word/2010/wordprocessingCanvas" xmlns:mo="http://schemas.microsoft.com/office/mac/office/2008/main" xmlns:mc="http://schemas.openxmlformats.org/markup-compatibility/2006" xmlns:mv="urn:schemas-microsoft-com:mac:vml" xmlns:o="urn:schemas-microsoft-com:office:office" xmlns:r="http://schemas.openxmlformats.org/officeDocument/2006/relationships" xmlns:m="http://schemas.openxmlformats.org/officeDocument/2006/math" xmlns:v="urn:schemas-microsoft-com:vml" xmlns:wp14="http://schemas.microsoft.com/office/word/2010/wordprocessingDrawing" xmlns:wp="http://schemas.openxmlformats.org/drawingml/2006/wordprocessingDrawing" xmlns:w10="urn:schemas-microsoft-com:office:word" xmlns:w="http://schemas.openxmlformats.org/wordprocessingml/2006/main" xmlns:w14="http://schemas.microsoft.com/office/word/2010/wordml" xmlns:wpg="http://schemas.microsoft.com/office/word/2010/wordprocessingGroup" xmlns:wpi="http://schemas.microsoft.com/office/word/2010/wordprocessingInk" xmlns:wne="http://schemas.microsoft.com/office/word/2006/wordml" xmlns:wps="http://schemas.microsoft.com/office/word/2010/wordprocessingShape" mc:Ignorable="w14 wp14">
   <w:body>
-    <w:p/>
-    <w:p/>
-    <w:p/>
+    <w:p>
+      <w:pPr>
+        <w:spacing w:before="0" w:after="0" w:lineRule="exact" w:line="3969"/>
+      </w:pPr>
+      <w:r/>
+    </w:p>
     <w:p>
       <w:pPr>
         <w:spacing w:after="200"/>
@@ -3268,7 +3271,7 @@
             <w:pPr>
               <w:keepNext/>
               <w:keepLines/>
-              <w:spacing w:before="0" w:after="0" w:line="1020" w:lineRule="exact"/>
+              <w:spacing w:before="0" w:after="0" w:line="3175" w:lineRule="exact"/>
             </w:pPr>
           </w:p>
           <w:p>
@@ -3324,7 +3327,7 @@
             <w:pPr>
               <w:keepNext/>
               <w:keepLines/>
-              <w:spacing w:before="0" w:after="0" w:line="1020" w:lineRule="exact"/>
+              <w:spacing w:before="0" w:after="0" w:line="3175" w:lineRule="exact"/>
             </w:pPr>
           </w:p>
           <w:p>
@@ -3376,7 +3379,7 @@
           </w:p>
           <w:p>
             <w:pPr>
-              <w:spacing w:before="0" w:after="0" w:line="1020" w:lineRule="exact"/>
+              <w:spacing w:before="0" w:after="0" w:line="3175" w:lineRule="exact"/>
             </w:pPr>
           </w:p>
           <w:p>

--- a/examples/demos/demo_national_scholarship.docx
+++ b/examples/demos/demo_national_scholarship.docx
@@ -81,6 +81,9 @@
         <w:gridCol w:w="6123"/>
       </w:tblGrid>
       <w:tr>
+        <w:trPr>
+          <w:cantSplit/>
+        </w:trPr>
         <w:tc>
           <w:tcPr>
             <w:tcW w:type="dxa" w:w="2608"/>
@@ -123,6 +126,9 @@
         </w:tc>
       </w:tr>
       <w:tr>
+        <w:trPr>
+          <w:cantSplit/>
+        </w:trPr>
         <w:tc>
           <w:tcPr>
             <w:tcW w:type="dxa" w:w="2608"/>
@@ -165,6 +171,9 @@
         </w:tc>
       </w:tr>
       <w:tr>
+        <w:trPr>
+          <w:cantSplit/>
+        </w:trPr>
         <w:tc>
           <w:tcPr>
             <w:tcW w:type="dxa" w:w="2608"/>
@@ -207,6 +216,9 @@
         </w:tc>
       </w:tr>
       <w:tr>
+        <w:trPr>
+          <w:cantSplit/>
+        </w:trPr>
         <w:tc>
           <w:tcPr>
             <w:tcW w:type="dxa" w:w="2608"/>
@@ -249,6 +261,9 @@
         </w:tc>
       </w:tr>
       <w:tr>
+        <w:trPr>
+          <w:cantSplit/>
+        </w:trPr>
         <w:tc>
           <w:tcPr>
             <w:tcW w:type="dxa" w:w="2608"/>
@@ -291,6 +306,9 @@
         </w:tc>
       </w:tr>
       <w:tr>
+        <w:trPr>
+          <w:cantSplit/>
+        </w:trPr>
         <w:tc>
           <w:tcPr>
             <w:tcW w:type="dxa" w:w="2608"/>
@@ -343,6 +361,7 @@
         <w:keepNext/>
         <w:keepLines/>
         <w:spacing w:before="280" w:after="140" w:line="360" w:lineRule="auto"/>
+        <w:outlineLvl w:val="0"/>
       </w:pPr>
       <w:r>
         <w:rPr>
@@ -2038,6 +2057,7 @@
         <w:keepNext/>
         <w:keepLines/>
         <w:spacing w:before="280" w:after="140" w:line="360" w:lineRule="auto"/>
+        <w:outlineLvl w:val="0"/>
       </w:pPr>
       <w:r>
         <w:rPr>
@@ -2144,6 +2164,7 @@
         <w:keepNext/>
         <w:keepLines/>
         <w:spacing w:before="280" w:after="140" w:line="360" w:lineRule="auto"/>
+        <w:outlineLvl w:val="0"/>
       </w:pPr>
       <w:r>
         <w:rPr>
@@ -2812,6 +2833,7 @@
         <w:keepNext/>
         <w:keepLines/>
         <w:spacing w:before="280" w:after="140" w:line="360" w:lineRule="auto"/>
+        <w:outlineLvl w:val="0"/>
       </w:pPr>
       <w:r>
         <w:rPr>
@@ -2931,6 +2953,7 @@
         <w:keepNext/>
         <w:keepLines/>
         <w:spacing w:before="280" w:after="140" w:line="360" w:lineRule="auto"/>
+        <w:outlineLvl w:val="0"/>
       </w:pPr>
       <w:r>
         <w:rPr>
@@ -3080,6 +3103,7 @@
         <w:keepNext/>
         <w:keepLines/>
         <w:spacing w:before="280" w:after="140" w:line="360" w:lineRule="auto"/>
+        <w:outlineLvl w:val="0"/>
       </w:pPr>
       <w:r>
         <w:rPr>
@@ -3186,6 +3210,7 @@
         <w:keepNext/>
         <w:keepLines/>
         <w:spacing w:before="280" w:after="140" w:line="360" w:lineRule="auto"/>
+        <w:outlineLvl w:val="0"/>
       </w:pPr>
       <w:r>
         <w:rPr>
@@ -3217,6 +3242,7 @@
         <w:keepNext/>
         <w:keepLines/>
         <w:spacing w:before="280" w:after="140" w:line="360" w:lineRule="auto"/>
+        <w:outlineLvl w:val="0"/>
       </w:pPr>
       <w:r>
         <w:rPr>
